--- a/static/media/8.qd_giam_sat_sau_hoan_gtgt.docx
+++ b/static/media/8.qd_giam_sat_sau_hoan_gtgt.docx
@@ -1,6 +1,6 @@
 
 <file path=word/document.xml><?xml version="1.0" encoding="utf-8"?>
-<w:document xmlns:wpc="http://schemas.microsoft.com/office/word/2010/wordprocessingCanvas" xmlns:cx="http://schemas.microsoft.com/office/drawing/2014/chartex" xmlns:cx1="http://schemas.microsoft.com/office/drawing/2015/9/8/chartex" xmlns:cx2="http://schemas.microsoft.com/office/drawing/2015/10/21/chartex" xmlns:cx3="http://schemas.microsoft.com/office/drawing/2016/5/9/chartex" xmlns:cx4="http://schemas.microsoft.com/office/drawing/2016/5/10/chartex" xmlns:cx5="http://schemas.microsoft.com/office/drawing/2016/5/11/chartex" xmlns:cx6="http://schemas.microsoft.com/office/drawing/2016/5/12/chartex" xmlns:cx7="http://schemas.microsoft.com/office/drawing/2016/5/13/chartex" xmlns:cx8="http://schemas.microsoft.com/office/drawing/2016/5/14/chartex" xmlns:mc="http://schemas.openxmlformats.org/markup-compatibility/2006" xmlns:aink="http://schemas.microsoft.com/office/drawing/2016/ink" xmlns:am3d="http://schemas.microsoft.com/office/drawing/2017/model3d" xmlns:o="urn:schemas-microsoft-com:office:office" xmlns:r="http://schemas.openxmlformats.org/officeDocument/2006/relationships" xmlns:m="http://schemas.openxmlformats.org/officeDocument/2006/math" xmlns:v="urn:schemas-microsoft-com:vml" xmlns:wp14="http://schemas.microsoft.com/office/word/2010/wordprocessingDrawing" xmlns:wp="http://schemas.openxmlformats.org/drawingml/2006/wordprocessingDrawing" xmlns:w10="urn:schemas-microsoft-com:office:word" xmlns:w="http://schemas.openxmlformats.org/wordprocessingml/2006/main" xmlns:w14="http://schemas.microsoft.com/office/word/2010/wordml" xmlns:w15="http://schemas.microsoft.com/office/word/2012/wordml" xmlns:w16cex="http://schemas.microsoft.com/office/word/2018/wordml/cex" xmlns:w16cid="http://schemas.microsoft.com/office/word/2016/wordml/cid" xmlns:w16="http://schemas.microsoft.com/office/word/2018/wordml" xmlns:w16sdtdh="http://schemas.microsoft.com/office/word/2020/wordml/sdtdatahash" xmlns:w16se="http://schemas.microsoft.com/office/word/2015/wordml/symex" xmlns:wpg="http://schemas.microsoft.com/office/word/2010/wordprocessingGroup" xmlns:wpi="http://schemas.microsoft.com/office/word/2010/wordprocessingInk" xmlns:wne="http://schemas.microsoft.com/office/word/2006/wordml" xmlns:wps="http://schemas.microsoft.com/office/word/2010/wordprocessingShape" mc:Ignorable="w14 w15 w16se w16cid w16 w16cex w16sdtdh wp14">
+<w:document xmlns:wpc="http://schemas.microsoft.com/office/word/2010/wordprocessingCanvas" xmlns:cx="http://schemas.microsoft.com/office/drawing/2014/chartex" xmlns:cx1="http://schemas.microsoft.com/office/drawing/2015/9/8/chartex" xmlns:cx2="http://schemas.microsoft.com/office/drawing/2015/10/21/chartex" xmlns:cx3="http://schemas.microsoft.com/office/drawing/2016/5/9/chartex" xmlns:cx4="http://schemas.microsoft.com/office/drawing/2016/5/10/chartex" xmlns:cx5="http://schemas.microsoft.com/office/drawing/2016/5/11/chartex" xmlns:cx6="http://schemas.microsoft.com/office/drawing/2016/5/12/chartex" xmlns:cx7="http://schemas.microsoft.com/office/drawing/2016/5/13/chartex" xmlns:cx8="http://schemas.microsoft.com/office/drawing/2016/5/14/chartex" xmlns:mc="http://schemas.openxmlformats.org/markup-compatibility/2006" xmlns:aink="http://schemas.microsoft.com/office/drawing/2016/ink" xmlns:am3d="http://schemas.microsoft.com/office/drawing/2017/model3d" xmlns:o="urn:schemas-microsoft-com:office:office" xmlns:oel="http://schemas.microsoft.com/office/2019/extlst" xmlns:r="http://schemas.openxmlformats.org/officeDocument/2006/relationships" xmlns:m="http://schemas.openxmlformats.org/officeDocument/2006/math" xmlns:v="urn:schemas-microsoft-com:vml" xmlns:wp14="http://schemas.microsoft.com/office/word/2010/wordprocessingDrawing" xmlns:wp="http://schemas.openxmlformats.org/drawingml/2006/wordprocessingDrawing" xmlns:w10="urn:schemas-microsoft-com:office:word" xmlns:w="http://schemas.openxmlformats.org/wordprocessingml/2006/main" xmlns:w14="http://schemas.microsoft.com/office/word/2010/wordml" xmlns:w15="http://schemas.microsoft.com/office/word/2012/wordml" xmlns:w16cex="http://schemas.microsoft.com/office/word/2018/wordml/cex" xmlns:w16cid="http://schemas.microsoft.com/office/word/2016/wordml/cid" xmlns:w16="http://schemas.microsoft.com/office/word/2018/wordml" xmlns:w16du="http://schemas.microsoft.com/office/word/2023/wordml/word16du" xmlns:w16sdtdh="http://schemas.microsoft.com/office/word/2020/wordml/sdtdatahash" xmlns:w16sdtfl="http://schemas.microsoft.com/office/word/2024/wordml/sdtformatlock" xmlns:w16se="http://schemas.microsoft.com/office/word/2015/wordml/symex" xmlns:wpg="http://schemas.microsoft.com/office/word/2010/wordprocessingGroup" xmlns:wpi="http://schemas.microsoft.com/office/word/2010/wordprocessingInk" xmlns:wne="http://schemas.microsoft.com/office/word/2006/wordml" xmlns:wps="http://schemas.microsoft.com/office/word/2010/wordprocessingShape" mc:Ignorable="w14 w15 w16se w16cid w16 w16cex w16sdtdh w16sdtfl w16du wp14">
   <w:body>
     <w:p>
       <w:pPr>
@@ -27,7 +27,7 @@
         <w:rPr>
           <w:lang w:val="nl-NL"/>
         </w:rPr>
-        <w:t>TỔNG CỤC THUẾ</w:t>
+        <w:t>CỤC THUẾ</w:t>
       </w:r>
       <w:r>
         <w:rPr>
@@ -225,6 +225,13 @@
           <w:b/>
           <w:lang w:val="nl-NL"/>
         </w:rPr>
+        <w:t xml:space="preserve">CHI </w:t>
+      </w:r>
+      <w:r>
+        <w:rPr>
+          <w:b/>
+          <w:lang w:val="nl-NL"/>
+        </w:rPr>
         <w:t>CỤC THUẾ</w:t>
       </w:r>
       <w:r>
@@ -232,14 +239,14 @@
           <w:b/>
           <w:lang w:val="nl-NL"/>
         </w:rPr>
-        <w:t xml:space="preserve"> TỈNH</w:t>
-      </w:r>
-      <w:r>
-        <w:rPr>
-          <w:b/>
-          <w:lang w:val="nl-NL"/>
-        </w:rPr>
-        <w:t xml:space="preserve"> QUẢNG TRỊ</w:t>
+        <w:t xml:space="preserve"> </w:t>
+      </w:r>
+      <w:r>
+        <w:rPr>
+          <w:b/>
+          <w:lang w:val="nl-NL"/>
+        </w:rPr>
+        <w:t>KHU VỰC XI</w:t>
       </w:r>
       <w:r>
         <w:rPr>
@@ -393,13 +400,19 @@
         <w:rPr>
           <w:lang w:val="nl-NL"/>
         </w:rPr>
+        <w:t>C</w:t>
+      </w:r>
+      <w:r>
+        <w:rPr>
+          <w:lang w:val="nl-NL"/>
+        </w:rPr>
         <w:t>CT</w:t>
       </w:r>
       <w:r>
         <w:rPr>
           <w:lang w:val="nl-NL"/>
         </w:rPr>
-        <w:t>QTR</w:t>
+        <w:t>KV.XI</w:t>
       </w:r>
       <w:r>
         <w:rPr>
@@ -704,12 +717,39 @@
           <w:szCs w:val="28"/>
           <w:lang w:val="nl-NL"/>
         </w:rPr>
-        <w:t>CỤC TRƯỞNG CỤC THUẾ TỈNH QUẢNG TRỊ</w:t>
+        <w:t xml:space="preserve">CHI </w:t>
+      </w:r>
+      <w:r>
+        <w:rPr>
+          <w:b/>
+          <w:sz w:val="28"/>
+          <w:szCs w:val="28"/>
+          <w:lang w:val="nl-NL"/>
+        </w:rPr>
+        <w:t xml:space="preserve">CỤC TRƯỞNG </w:t>
+      </w:r>
+      <w:r>
+        <w:rPr>
+          <w:b/>
+          <w:sz w:val="28"/>
+          <w:szCs w:val="28"/>
+          <w:lang w:val="nl-NL"/>
+        </w:rPr>
+        <w:t xml:space="preserve">CHI </w:t>
+      </w:r>
+      <w:r>
+        <w:rPr>
+          <w:b/>
+          <w:sz w:val="28"/>
+          <w:szCs w:val="28"/>
+          <w:lang w:val="nl-NL"/>
+        </w:rPr>
+        <w:t>CỤC THUẾ</w:t>
       </w:r>
     </w:p>
     <w:p>
       <w:pPr>
-        <w:ind w:firstLine="567"/>
+        <w:ind w:left="-284" w:firstLine="567"/>
         <w:jc w:val="both"/>
         <w:rPr>
           <w:i/>
@@ -766,7 +806,7 @@
     </w:p>
     <w:p>
       <w:pPr>
-        <w:ind w:firstLine="567"/>
+        <w:ind w:left="-284" w:firstLine="567"/>
         <w:jc w:val="both"/>
         <w:rPr>
           <w:i/>
@@ -787,7 +827,7 @@
     </w:p>
     <w:p>
       <w:pPr>
-        <w:ind w:firstLine="567"/>
+        <w:ind w:left="-284" w:firstLine="567"/>
         <w:jc w:val="both"/>
         <w:rPr>
           <w:i/>
@@ -803,48 +843,30 @@
           <w:szCs w:val="28"/>
           <w:lang w:val="nl-NL"/>
         </w:rPr>
-        <w:t xml:space="preserve">Căn cứ Quyết định số 1836/QĐ-BTC ngày </w:t>
-      </w:r>
-      <w:r>
-        <w:rPr>
-          <w:i/>
-          <w:sz w:val="28"/>
-          <w:szCs w:val="28"/>
-          <w:lang w:val="nl-NL"/>
-        </w:rPr>
-        <w:t>08/10/2018</w:t>
-      </w:r>
-      <w:r>
-        <w:rPr>
-          <w:i/>
-          <w:sz w:val="28"/>
-          <w:szCs w:val="28"/>
-          <w:lang w:val="nl-NL"/>
-        </w:rPr>
-        <w:t xml:space="preserve"> của Bộ Tài </w:t>
-      </w:r>
-      <w:r>
-        <w:rPr>
-          <w:i/>
-          <w:sz w:val="28"/>
-          <w:szCs w:val="28"/>
-          <w:lang w:val="nl-NL"/>
-        </w:rPr>
-        <w:t>c</w:t>
-      </w:r>
-      <w:r>
-        <w:rPr>
-          <w:i/>
-          <w:sz w:val="28"/>
-          <w:szCs w:val="28"/>
-          <w:lang w:val="nl-NL"/>
-        </w:rPr>
-        <w:t>hính quy định chức năng, nhiệm vụ, quyền hạn và cơ cấu tổ chức của Cục Thuế thuộc Tổng cục Thuế;</w:t>
+        <w:t xml:space="preserve">Căn cứ Quyết định số </w:t>
+      </w:r>
+      <w:r>
+        <w:rPr>
+          <w:i/>
+          <w:sz w:val="28"/>
+          <w:szCs w:val="28"/>
+          <w:lang w:val="nl-NL"/>
+        </w:rPr>
+        <w:t>số 904/QĐ-BTC ngày 03/03/2025 của Bộ Tài chính quy định chức năng, nhiệm vụ, quyền hạn và cơ cấu tổ chức của Chi cục Thuế khu vực thuộc Cục Thuế</w:t>
+      </w:r>
+      <w:r>
+        <w:rPr>
+          <w:i/>
+          <w:sz w:val="28"/>
+          <w:szCs w:val="28"/>
+          <w:lang w:val="nl-NL"/>
+        </w:rPr>
+        <w:t>;</w:t>
       </w:r>
     </w:p>
     <w:p>
       <w:pPr>
-        <w:ind w:firstLine="567"/>
+        <w:ind w:left="-284" w:firstLine="567"/>
         <w:jc w:val="both"/>
         <w:rPr>
           <w:i/>
@@ -987,7 +1009,7 @@
     </w:p>
     <w:p>
       <w:pPr>
-        <w:ind w:firstLine="567"/>
+        <w:ind w:left="-284" w:firstLine="567"/>
         <w:jc w:val="both"/>
         <w:rPr>
           <w:i/>
@@ -1049,6 +1071,15 @@
           <w:lang w:val="nl-NL"/>
         </w:rPr>
         <w:t>- Kiểm tra</w:t>
+      </w:r>
+      <w:r>
+        <w:rPr>
+          <w:i/>
+          <w:sz w:val="28"/>
+          <w:szCs w:val="28"/>
+          <w:lang w:val="nl-NL"/>
+        </w:rPr>
+        <w:t xml:space="preserve"> số 4</w:t>
       </w:r>
       <w:r>
         <w:rPr>
@@ -1110,7 +1141,7 @@
     </w:p>
     <w:p>
       <w:pPr>
-        <w:ind w:firstLine="567"/>
+        <w:ind w:left="-284" w:firstLine="567"/>
         <w:jc w:val="both"/>
         <w:rPr>
           <w:sz w:val="28"/>
@@ -1185,7 +1216,39 @@
           <w:szCs w:val="28"/>
           <w:lang w:val="nl-NL"/>
         </w:rPr>
-        <w:t xml:space="preserve">/QĐ-CTQTR ngày </w:t>
+        <w:t>/QĐ-C</w:t>
+      </w:r>
+      <w:r>
+        <w:rPr>
+          <w:sz w:val="28"/>
+          <w:szCs w:val="28"/>
+          <w:lang w:val="nl-NL"/>
+        </w:rPr>
+        <w:t>C</w:t>
+      </w:r>
+      <w:r>
+        <w:rPr>
+          <w:sz w:val="28"/>
+          <w:szCs w:val="28"/>
+          <w:lang w:val="nl-NL"/>
+        </w:rPr>
+        <w:t>T</w:t>
+      </w:r>
+      <w:r>
+        <w:rPr>
+          <w:sz w:val="28"/>
+          <w:szCs w:val="28"/>
+          <w:lang w:val="nl-NL"/>
+        </w:rPr>
+        <w:t>KV.XI</w:t>
+      </w:r>
+      <w:r>
+        <w:rPr>
+          <w:sz w:val="28"/>
+          <w:szCs w:val="28"/>
+          <w:lang w:val="nl-NL"/>
+        </w:rPr>
+        <w:t xml:space="preserve"> </w:t>
       </w:r>
       <w:r>
         <w:rPr>
@@ -1209,7 +1272,23 @@
           <w:szCs w:val="28"/>
           <w:lang w:val="nl-NL"/>
         </w:rPr>
-        <w:t xml:space="preserve">của Cục </w:t>
+        <w:t>của C</w:t>
+      </w:r>
+      <w:r>
+        <w:rPr>
+          <w:sz w:val="28"/>
+          <w:szCs w:val="28"/>
+          <w:lang w:val="nl-NL"/>
+        </w:rPr>
+        <w:t>hi c</w:t>
+      </w:r>
+      <w:r>
+        <w:rPr>
+          <w:sz w:val="28"/>
+          <w:szCs w:val="28"/>
+          <w:lang w:val="nl-NL"/>
+        </w:rPr>
+        <w:t xml:space="preserve">ục </w:t>
       </w:r>
       <w:r>
         <w:rPr>
@@ -1225,7 +1304,23 @@
           <w:szCs w:val="28"/>
           <w:lang w:val="nl-NL"/>
         </w:rPr>
-        <w:t xml:space="preserve">huế tỉnh Quảng Trị về việc kiểm tra </w:t>
+        <w:t xml:space="preserve">huế </w:t>
+      </w:r>
+      <w:r>
+        <w:rPr>
+          <w:sz w:val="28"/>
+          <w:szCs w:val="28"/>
+          <w:lang w:val="nl-NL"/>
+        </w:rPr>
+        <w:t xml:space="preserve">khu vực XI </w:t>
+      </w:r>
+      <w:r>
+        <w:rPr>
+          <w:sz w:val="28"/>
+          <w:szCs w:val="28"/>
+          <w:lang w:val="nl-NL"/>
+        </w:rPr>
+        <w:t xml:space="preserve">về việc kiểm tra </w:t>
       </w:r>
       <w:r>
         <w:rPr>
@@ -1278,7 +1373,7 @@
     </w:p>
     <w:p>
       <w:pPr>
-        <w:ind w:firstLine="567"/>
+        <w:ind w:left="-284" w:firstLine="567"/>
         <w:jc w:val="both"/>
         <w:rPr>
           <w:sz w:val="28"/>
@@ -1297,7 +1392,7 @@
     </w:p>
     <w:p>
       <w:pPr>
-        <w:ind w:firstLine="567"/>
+        <w:ind w:left="-284" w:firstLine="567"/>
         <w:jc w:val="both"/>
         <w:rPr>
           <w:sz w:val="28"/>
@@ -1395,6 +1490,14 @@
           <w:szCs w:val="28"/>
           <w:lang w:val="nl-NL"/>
         </w:rPr>
+        <w:t xml:space="preserve"> số 4</w:t>
+      </w:r>
+      <w:r>
+        <w:rPr>
+          <w:sz w:val="28"/>
+          <w:szCs w:val="28"/>
+          <w:lang w:val="nl-NL"/>
+        </w:rPr>
         <w:t>,</w:t>
       </w:r>
       <w:r>
@@ -1411,7 +1514,39 @@
           <w:szCs w:val="28"/>
           <w:lang w:val="nl-NL"/>
         </w:rPr>
-        <w:t xml:space="preserve">Cục Thuế tỉnh Quảng Trị là người giám sát hoạt động của Đoàn kiểm tra </w:t>
+        <w:t>C</w:t>
+      </w:r>
+      <w:r>
+        <w:rPr>
+          <w:sz w:val="28"/>
+          <w:szCs w:val="28"/>
+          <w:lang w:val="nl-NL"/>
+        </w:rPr>
+        <w:t>hi c</w:t>
+      </w:r>
+      <w:r>
+        <w:rPr>
+          <w:sz w:val="28"/>
+          <w:szCs w:val="28"/>
+          <w:lang w:val="nl-NL"/>
+        </w:rPr>
+        <w:t xml:space="preserve">ục Thuế </w:t>
+      </w:r>
+      <w:r>
+        <w:rPr>
+          <w:sz w:val="28"/>
+          <w:szCs w:val="28"/>
+          <w:lang w:val="nl-NL"/>
+        </w:rPr>
+        <w:t xml:space="preserve">khu vực XI </w:t>
+      </w:r>
+      <w:r>
+        <w:rPr>
+          <w:sz w:val="28"/>
+          <w:szCs w:val="28"/>
+          <w:lang w:val="nl-NL"/>
+        </w:rPr>
+        <w:t xml:space="preserve">là người giám sát hoạt động của Đoàn kiểm tra </w:t>
       </w:r>
       <w:r>
         <w:rPr>
@@ -1456,7 +1591,7 @@
     </w:p>
     <w:p>
       <w:pPr>
-        <w:ind w:firstLine="561"/>
+        <w:ind w:left="-284" w:firstLine="561"/>
         <w:jc w:val="both"/>
         <w:rPr>
           <w:bCs/>
@@ -1577,7 +1712,7 @@
     </w:p>
     <w:p>
       <w:pPr>
-        <w:ind w:firstLine="561"/>
+        <w:ind w:left="-284" w:firstLine="561"/>
         <w:jc w:val="both"/>
         <w:rPr>
           <w:sz w:val="22"/>
@@ -1633,7 +1768,47 @@
           <w:szCs w:val="28"/>
           <w:lang w:val="nl-NL"/>
         </w:rPr>
-        <w:t xml:space="preserve">, Lãnh đạo Cục Thuế, </w:t>
+        <w:t>, Lãnh đạo C</w:t>
+      </w:r>
+      <w:r>
+        <w:rPr>
+          <w:bCs/>
+          <w:iCs/>
+          <w:sz w:val="28"/>
+          <w:szCs w:val="28"/>
+          <w:lang w:val="nl-NL"/>
+        </w:rPr>
+        <w:t>hi c</w:t>
+      </w:r>
+      <w:r>
+        <w:rPr>
+          <w:bCs/>
+          <w:iCs/>
+          <w:sz w:val="28"/>
+          <w:szCs w:val="28"/>
+          <w:lang w:val="nl-NL"/>
+        </w:rPr>
+        <w:t>ục Thuế</w:t>
+      </w:r>
+      <w:r>
+        <w:rPr>
+          <w:bCs/>
+          <w:iCs/>
+          <w:sz w:val="28"/>
+          <w:szCs w:val="28"/>
+          <w:lang w:val="nl-NL"/>
+        </w:rPr>
+        <w:t xml:space="preserve"> khu vực XI</w:t>
+      </w:r>
+      <w:r>
+        <w:rPr>
+          <w:bCs/>
+          <w:iCs/>
+          <w:sz w:val="28"/>
+          <w:szCs w:val="28"/>
+          <w:lang w:val="nl-NL"/>
+        </w:rPr>
+        <w:t xml:space="preserve">, </w:t>
       </w:r>
       <w:r>
         <w:rPr>
@@ -1808,7 +1983,7 @@
         <w:tabs>
           <w:tab w:val="center" w:pos="6804"/>
         </w:tabs>
-        <w:ind w:right="119"/>
+        <w:ind w:left="-284" w:right="119"/>
         <w:jc w:val="both"/>
         <w:rPr>
           <w:sz w:val="28"/>
@@ -1874,92 +2049,6 @@
           <w:lang w:val="nl-NL"/>
         </w:rPr>
         <w:t xml:space="preserve"> </w:t>
-      </w:r>
-    </w:p>
-    <w:p>
-      <w:pPr>
-        <w:tabs>
-          <w:tab w:val="center" w:pos="6804"/>
-        </w:tabs>
-        <w:jc w:val="both"/>
-        <w:rPr>
-          <w:b/>
-          <w:sz w:val="22"/>
-          <w:szCs w:val="22"/>
-          <w:lang w:val="nl-NL"/>
-        </w:rPr>
-      </w:pPr>
-      <w:r>
-        <w:rPr>
-          <w:sz w:val="22"/>
-          <w:szCs w:val="22"/>
-          <w:lang w:val="nl-NL"/>
-        </w:rPr>
-        <w:t>- Như Điều 4</w:t>
-      </w:r>
-      <w:r>
-        <w:rPr>
-          <w:sz w:val="22"/>
-          <w:szCs w:val="22"/>
-          <w:lang w:val="nl-NL"/>
-        </w:rPr>
-        <w:t>;</w:t>
-      </w:r>
-      <w:r>
-        <w:rPr>
-          <w:b/>
-          <w:sz w:val="22"/>
-          <w:szCs w:val="22"/>
-          <w:lang w:val="nl-NL"/>
-        </w:rPr>
-        <w:tab/>
-      </w:r>
-      <w:r>
-        <w:rPr>
-          <w:b/>
-          <w:sz w:val="28"/>
-          <w:szCs w:val="28"/>
-          <w:lang w:val="nl-NL"/>
-        </w:rPr>
-        <w:t>&lt;LD_CUC&gt;</w:t>
-      </w:r>
-      <w:r>
-        <w:rPr>
-          <w:b/>
-          <w:sz w:val="22"/>
-          <w:szCs w:val="22"/>
-          <w:lang w:val="nl-NL"/>
-        </w:rPr>
-        <w:t xml:space="preserve"> </w:t>
-      </w:r>
-    </w:p>
-    <w:p>
-      <w:pPr>
-        <w:tabs>
-          <w:tab w:val="center" w:pos="6804"/>
-        </w:tabs>
-        <w:jc w:val="both"/>
-        <w:rPr>
-          <w:sz w:val="22"/>
-          <w:szCs w:val="22"/>
-          <w:lang w:val="nl-NL"/>
-        </w:rPr>
-      </w:pPr>
-      <w:r>
-        <w:rPr>
-          <w:sz w:val="22"/>
-          <w:szCs w:val="22"/>
-          <w:lang w:val="nl-NL"/>
-        </w:rPr>
-        <w:t xml:space="preserve">- Lưu:VT, </w:t>
-      </w:r>
-      <w:r>
-        <w:rPr>
-          <w:sz w:val="22"/>
-          <w:szCs w:val="22"/>
-          <w:lang w:val="nl-NL"/>
-        </w:rPr>
-        <w:t>TTKT (03b).</w:t>
       </w:r>
     </w:p>
     <w:p>
@@ -1970,10 +2059,55 @@
         <w:ind w:left="-284"/>
         <w:jc w:val="both"/>
         <w:rPr>
-          <w:sz w:val="20"/>
-          <w:lang w:val="nl-NL"/>
-        </w:rPr>
-      </w:pPr>
+          <w:b/>
+          <w:sz w:val="22"/>
+          <w:szCs w:val="22"/>
+          <w:lang w:val="nl-NL"/>
+        </w:rPr>
+      </w:pPr>
+      <w:r>
+        <w:rPr>
+          <w:sz w:val="22"/>
+          <w:szCs w:val="22"/>
+          <w:lang w:val="nl-NL"/>
+        </w:rPr>
+        <w:t>- Như Điều 4</w:t>
+      </w:r>
+      <w:r>
+        <w:rPr>
+          <w:sz w:val="22"/>
+          <w:szCs w:val="22"/>
+          <w:lang w:val="nl-NL"/>
+        </w:rPr>
+        <w:t>;</w:t>
+      </w:r>
+      <w:r>
+        <w:rPr>
+          <w:b/>
+          <w:sz w:val="22"/>
+          <w:szCs w:val="22"/>
+          <w:lang w:val="nl-NL"/>
+        </w:rPr>
+        <w:tab/>
+      </w:r>
+      <w:r>
+        <w:rPr>
+          <w:b/>
+          <w:sz w:val="28"/>
+          <w:szCs w:val="28"/>
+          <w:lang w:val="nl-NL"/>
+        </w:rPr>
+        <w:t>&lt;LD_CUC&gt;</w:t>
+      </w:r>
+      <w:r>
+        <w:rPr>
+          <w:b/>
+          <w:sz w:val="22"/>
+          <w:szCs w:val="22"/>
+          <w:lang w:val="nl-NL"/>
+        </w:rPr>
+        <w:t xml:space="preserve"> </w:t>
+      </w:r>
     </w:p>
     <w:p>
       <w:pPr>
@@ -1983,6 +2117,65 @@
         <w:ind w:left="-284"/>
         <w:jc w:val="both"/>
         <w:rPr>
+          <w:sz w:val="22"/>
+          <w:szCs w:val="22"/>
+          <w:lang w:val="nl-NL"/>
+        </w:rPr>
+      </w:pPr>
+      <w:r>
+        <w:rPr>
+          <w:sz w:val="22"/>
+          <w:szCs w:val="22"/>
+          <w:lang w:val="nl-NL"/>
+        </w:rPr>
+        <w:t xml:space="preserve">- Lưu:VT, </w:t>
+      </w:r>
+      <w:r>
+        <w:rPr>
+          <w:sz w:val="22"/>
+          <w:szCs w:val="22"/>
+          <w:lang w:val="nl-NL"/>
+        </w:rPr>
+        <w:t>TTKT</w:t>
+      </w:r>
+      <w:r>
+        <w:rPr>
+          <w:sz w:val="22"/>
+          <w:szCs w:val="22"/>
+          <w:lang w:val="nl-NL"/>
+        </w:rPr>
+        <w:t>4</w:t>
+      </w:r>
+      <w:r>
+        <w:rPr>
+          <w:sz w:val="22"/>
+          <w:szCs w:val="22"/>
+          <w:lang w:val="nl-NL"/>
+        </w:rPr>
+        <w:t xml:space="preserve"> (03b).</w:t>
+      </w:r>
+    </w:p>
+    <w:p>
+      <w:pPr>
+        <w:tabs>
+          <w:tab w:val="center" w:pos="6804"/>
+        </w:tabs>
+        <w:ind w:left="-284"/>
+        <w:jc w:val="both"/>
+        <w:rPr>
+          <w:sz w:val="20"/>
+          <w:lang w:val="nl-NL"/>
+        </w:rPr>
+      </w:pPr>
+    </w:p>
+    <w:p>
+      <w:pPr>
+        <w:tabs>
+          <w:tab w:val="center" w:pos="6804"/>
+        </w:tabs>
+        <w:ind w:left="-284"/>
+        <w:jc w:val="both"/>
+        <w:rPr>
           <w:sz w:val="28"/>
           <w:szCs w:val="28"/>
           <w:lang w:val="nl-NL"/>
@@ -2010,20 +2203,6 @@
         </w:rPr>
         <w:tab/>
       </w:r>
-    </w:p>
-    <w:p>
-      <w:pPr>
-        <w:tabs>
-          <w:tab w:val="left" w:pos="6804"/>
-        </w:tabs>
-        <w:ind w:left="-284"/>
-        <w:jc w:val="both"/>
-        <w:rPr>
-          <w:sz w:val="28"/>
-          <w:szCs w:val="28"/>
-          <w:lang w:val="nl-NL"/>
-        </w:rPr>
-      </w:pPr>
     </w:p>
     <w:p>
       <w:pPr>
@@ -2099,7 +2278,7 @@
 </file>
 
 <file path=word/endnotes.xml><?xml version="1.0" encoding="utf-8"?>
-<w:endnotes xmlns:wpc="http://schemas.microsoft.com/office/word/2010/wordprocessingCanvas" xmlns:cx="http://schemas.microsoft.com/office/drawing/2014/chartex" xmlns:cx1="http://schemas.microsoft.com/office/drawing/2015/9/8/chartex" xmlns:cx2="http://schemas.microsoft.com/office/drawing/2015/10/21/chartex" xmlns:cx3="http://schemas.microsoft.com/office/drawing/2016/5/9/chartex" xmlns:cx4="http://schemas.microsoft.com/office/drawing/2016/5/10/chartex" xmlns:cx5="http://schemas.microsoft.com/office/drawing/2016/5/11/chartex" xmlns:cx6="http://schemas.microsoft.com/office/drawing/2016/5/12/chartex" xmlns:cx7="http://schemas.microsoft.com/office/drawing/2016/5/13/chartex" xmlns:cx8="http://schemas.microsoft.com/office/drawing/2016/5/14/chartex" xmlns:mc="http://schemas.openxmlformats.org/markup-compatibility/2006" xmlns:aink="http://schemas.microsoft.com/office/drawing/2016/ink" xmlns:am3d="http://schemas.microsoft.com/office/drawing/2017/model3d" xmlns:o="urn:schemas-microsoft-com:office:office" xmlns:r="http://schemas.openxmlformats.org/officeDocument/2006/relationships" xmlns:m="http://schemas.openxmlformats.org/officeDocument/2006/math" xmlns:v="urn:schemas-microsoft-com:vml" xmlns:wp14="http://schemas.microsoft.com/office/word/2010/wordprocessingDrawing" xmlns:wp="http://schemas.openxmlformats.org/drawingml/2006/wordprocessingDrawing" xmlns:w10="urn:schemas-microsoft-com:office:word" xmlns:w="http://schemas.openxmlformats.org/wordprocessingml/2006/main" xmlns:w14="http://schemas.microsoft.com/office/word/2010/wordml" xmlns:w15="http://schemas.microsoft.com/office/word/2012/wordml" xmlns:w16cex="http://schemas.microsoft.com/office/word/2018/wordml/cex" xmlns:w16cid="http://schemas.microsoft.com/office/word/2016/wordml/cid" xmlns:w16="http://schemas.microsoft.com/office/word/2018/wordml" xmlns:w16sdtdh="http://schemas.microsoft.com/office/word/2020/wordml/sdtdatahash" xmlns:w16se="http://schemas.microsoft.com/office/word/2015/wordml/symex" xmlns:wpg="http://schemas.microsoft.com/office/word/2010/wordprocessingGroup" xmlns:wpi="http://schemas.microsoft.com/office/word/2010/wordprocessingInk" xmlns:wne="http://schemas.microsoft.com/office/word/2006/wordml" xmlns:wps="http://schemas.microsoft.com/office/word/2010/wordprocessingShape" mc:Ignorable="w14 w15 w16se w16cid w16 w16cex w16sdtdh wp14">
+<w:endnotes xmlns:wpc="http://schemas.microsoft.com/office/word/2010/wordprocessingCanvas" xmlns:cx="http://schemas.microsoft.com/office/drawing/2014/chartex" xmlns:cx1="http://schemas.microsoft.com/office/drawing/2015/9/8/chartex" xmlns:cx2="http://schemas.microsoft.com/office/drawing/2015/10/21/chartex" xmlns:cx3="http://schemas.microsoft.com/office/drawing/2016/5/9/chartex" xmlns:cx4="http://schemas.microsoft.com/office/drawing/2016/5/10/chartex" xmlns:cx5="http://schemas.microsoft.com/office/drawing/2016/5/11/chartex" xmlns:cx6="http://schemas.microsoft.com/office/drawing/2016/5/12/chartex" xmlns:cx7="http://schemas.microsoft.com/office/drawing/2016/5/13/chartex" xmlns:cx8="http://schemas.microsoft.com/office/drawing/2016/5/14/chartex" xmlns:mc="http://schemas.openxmlformats.org/markup-compatibility/2006" xmlns:aink="http://schemas.microsoft.com/office/drawing/2016/ink" xmlns:am3d="http://schemas.microsoft.com/office/drawing/2017/model3d" xmlns:o="urn:schemas-microsoft-com:office:office" xmlns:oel="http://schemas.microsoft.com/office/2019/extlst" xmlns:r="http://schemas.openxmlformats.org/officeDocument/2006/relationships" xmlns:m="http://schemas.openxmlformats.org/officeDocument/2006/math" xmlns:v="urn:schemas-microsoft-com:vml" xmlns:wp14="http://schemas.microsoft.com/office/word/2010/wordprocessingDrawing" xmlns:wp="http://schemas.openxmlformats.org/drawingml/2006/wordprocessingDrawing" xmlns:w10="urn:schemas-microsoft-com:office:word" xmlns:w="http://schemas.openxmlformats.org/wordprocessingml/2006/main" xmlns:w14="http://schemas.microsoft.com/office/word/2010/wordml" xmlns:w15="http://schemas.microsoft.com/office/word/2012/wordml" xmlns:w16cex="http://schemas.microsoft.com/office/word/2018/wordml/cex" xmlns:w16cid="http://schemas.microsoft.com/office/word/2016/wordml/cid" xmlns:w16="http://schemas.microsoft.com/office/word/2018/wordml" xmlns:w16du="http://schemas.microsoft.com/office/word/2023/wordml/word16du" xmlns:w16sdtdh="http://schemas.microsoft.com/office/word/2020/wordml/sdtdatahash" xmlns:w16sdtfl="http://schemas.microsoft.com/office/word/2024/wordml/sdtformatlock" xmlns:w16se="http://schemas.microsoft.com/office/word/2015/wordml/symex" xmlns:wpg="http://schemas.microsoft.com/office/word/2010/wordprocessingGroup" xmlns:wpi="http://schemas.microsoft.com/office/word/2010/wordprocessingInk" xmlns:wne="http://schemas.microsoft.com/office/word/2006/wordml" xmlns:wps="http://schemas.microsoft.com/office/word/2010/wordprocessingShape" mc:Ignorable="w14 w15 w16se w16cid w16 w16cex w16sdtdh w16sdtfl w16du wp14">
   <w:endnote w:type="separator" w:id="-1">
     <w:p>
       <w:r>
@@ -2118,7 +2297,7 @@
 </file>
 
 <file path=word/footer1.xml><?xml version="1.0" encoding="utf-8"?>
-<w:ftr xmlns:wpc="http://schemas.microsoft.com/office/word/2010/wordprocessingCanvas" xmlns:cx="http://schemas.microsoft.com/office/drawing/2014/chartex" xmlns:cx1="http://schemas.microsoft.com/office/drawing/2015/9/8/chartex" xmlns:cx2="http://schemas.microsoft.com/office/drawing/2015/10/21/chartex" xmlns:cx3="http://schemas.microsoft.com/office/drawing/2016/5/9/chartex" xmlns:cx4="http://schemas.microsoft.com/office/drawing/2016/5/10/chartex" xmlns:cx5="http://schemas.microsoft.com/office/drawing/2016/5/11/chartex" xmlns:cx6="http://schemas.microsoft.com/office/drawing/2016/5/12/chartex" xmlns:cx7="http://schemas.microsoft.com/office/drawing/2016/5/13/chartex" xmlns:cx8="http://schemas.microsoft.com/office/drawing/2016/5/14/chartex" xmlns:mc="http://schemas.openxmlformats.org/markup-compatibility/2006" xmlns:aink="http://schemas.microsoft.com/office/drawing/2016/ink" xmlns:am3d="http://schemas.microsoft.com/office/drawing/2017/model3d" xmlns:o="urn:schemas-microsoft-com:office:office" xmlns:r="http://schemas.openxmlformats.org/officeDocument/2006/relationships" xmlns:m="http://schemas.openxmlformats.org/officeDocument/2006/math" xmlns:v="urn:schemas-microsoft-com:vml" xmlns:wp14="http://schemas.microsoft.com/office/word/2010/wordprocessingDrawing" xmlns:wp="http://schemas.openxmlformats.org/drawingml/2006/wordprocessingDrawing" xmlns:w10="urn:schemas-microsoft-com:office:word" xmlns:w="http://schemas.openxmlformats.org/wordprocessingml/2006/main" xmlns:w14="http://schemas.microsoft.com/office/word/2010/wordml" xmlns:w15="http://schemas.microsoft.com/office/word/2012/wordml" xmlns:w16cex="http://schemas.microsoft.com/office/word/2018/wordml/cex" xmlns:w16cid="http://schemas.microsoft.com/office/word/2016/wordml/cid" xmlns:w16="http://schemas.microsoft.com/office/word/2018/wordml" xmlns:w16sdtdh="http://schemas.microsoft.com/office/word/2020/wordml/sdtdatahash" xmlns:w16se="http://schemas.microsoft.com/office/word/2015/wordml/symex" xmlns:wpg="http://schemas.microsoft.com/office/word/2010/wordprocessingGroup" xmlns:wpi="http://schemas.microsoft.com/office/word/2010/wordprocessingInk" xmlns:wne="http://schemas.microsoft.com/office/word/2006/wordml" xmlns:wps="http://schemas.microsoft.com/office/word/2010/wordprocessingShape" mc:Ignorable="w14 w15 w16se w16cid w16 w16cex w16sdtdh wp14">
+<w:ftr xmlns:wpc="http://schemas.microsoft.com/office/word/2010/wordprocessingCanvas" xmlns:cx="http://schemas.microsoft.com/office/drawing/2014/chartex" xmlns:cx1="http://schemas.microsoft.com/office/drawing/2015/9/8/chartex" xmlns:cx2="http://schemas.microsoft.com/office/drawing/2015/10/21/chartex" xmlns:cx3="http://schemas.microsoft.com/office/drawing/2016/5/9/chartex" xmlns:cx4="http://schemas.microsoft.com/office/drawing/2016/5/10/chartex" xmlns:cx5="http://schemas.microsoft.com/office/drawing/2016/5/11/chartex" xmlns:cx6="http://schemas.microsoft.com/office/drawing/2016/5/12/chartex" xmlns:cx7="http://schemas.microsoft.com/office/drawing/2016/5/13/chartex" xmlns:cx8="http://schemas.microsoft.com/office/drawing/2016/5/14/chartex" xmlns:mc="http://schemas.openxmlformats.org/markup-compatibility/2006" xmlns:aink="http://schemas.microsoft.com/office/drawing/2016/ink" xmlns:am3d="http://schemas.microsoft.com/office/drawing/2017/model3d" xmlns:o="urn:schemas-microsoft-com:office:office" xmlns:oel="http://schemas.microsoft.com/office/2019/extlst" xmlns:r="http://schemas.openxmlformats.org/officeDocument/2006/relationships" xmlns:m="http://schemas.openxmlformats.org/officeDocument/2006/math" xmlns:v="urn:schemas-microsoft-com:vml" xmlns:wp14="http://schemas.microsoft.com/office/word/2010/wordprocessingDrawing" xmlns:wp="http://schemas.openxmlformats.org/drawingml/2006/wordprocessingDrawing" xmlns:w10="urn:schemas-microsoft-com:office:word" xmlns:w="http://schemas.openxmlformats.org/wordprocessingml/2006/main" xmlns:w14="http://schemas.microsoft.com/office/word/2010/wordml" xmlns:w15="http://schemas.microsoft.com/office/word/2012/wordml" xmlns:w16cex="http://schemas.microsoft.com/office/word/2018/wordml/cex" xmlns:w16cid="http://schemas.microsoft.com/office/word/2016/wordml/cid" xmlns:w16="http://schemas.microsoft.com/office/word/2018/wordml" xmlns:w16du="http://schemas.microsoft.com/office/word/2023/wordml/word16du" xmlns:w16sdtdh="http://schemas.microsoft.com/office/word/2020/wordml/sdtdatahash" xmlns:w16sdtfl="http://schemas.microsoft.com/office/word/2024/wordml/sdtformatlock" xmlns:w16se="http://schemas.microsoft.com/office/word/2015/wordml/symex" xmlns:wpg="http://schemas.microsoft.com/office/word/2010/wordprocessingGroup" xmlns:wpi="http://schemas.microsoft.com/office/word/2010/wordprocessingInk" xmlns:wne="http://schemas.microsoft.com/office/word/2006/wordml" xmlns:wps="http://schemas.microsoft.com/office/word/2010/wordprocessingShape" mc:Ignorable="w14 w15 w16se w16cid w16 w16cex w16sdtdh w16sdtfl w16du wp14">
   <w:p>
     <w:pPr>
       <w:pStyle w:val="Footer"/>
@@ -2132,7 +2311,7 @@
 </file>
 
 <file path=word/footnotes.xml><?xml version="1.0" encoding="utf-8"?>
-<w:footnotes xmlns:wpc="http://schemas.microsoft.com/office/word/2010/wordprocessingCanvas" xmlns:cx="http://schemas.microsoft.com/office/drawing/2014/chartex" xmlns:cx1="http://schemas.microsoft.com/office/drawing/2015/9/8/chartex" xmlns:cx2="http://schemas.microsoft.com/office/drawing/2015/10/21/chartex" xmlns:cx3="http://schemas.microsoft.com/office/drawing/2016/5/9/chartex" xmlns:cx4="http://schemas.microsoft.com/office/drawing/2016/5/10/chartex" xmlns:cx5="http://schemas.microsoft.com/office/drawing/2016/5/11/chartex" xmlns:cx6="http://schemas.microsoft.com/office/drawing/2016/5/12/chartex" xmlns:cx7="http://schemas.microsoft.com/office/drawing/2016/5/13/chartex" xmlns:cx8="http://schemas.microsoft.com/office/drawing/2016/5/14/chartex" xmlns:mc="http://schemas.openxmlformats.org/markup-compatibility/2006" xmlns:aink="http://schemas.microsoft.com/office/drawing/2016/ink" xmlns:am3d="http://schemas.microsoft.com/office/drawing/2017/model3d" xmlns:o="urn:schemas-microsoft-com:office:office" xmlns:r="http://schemas.openxmlformats.org/officeDocument/2006/relationships" xmlns:m="http://schemas.openxmlformats.org/officeDocument/2006/math" xmlns:v="urn:schemas-microsoft-com:vml" xmlns:wp14="http://schemas.microsoft.com/office/word/2010/wordprocessingDrawing" xmlns:wp="http://schemas.openxmlformats.org/drawingml/2006/wordprocessingDrawing" xmlns:w10="urn:schemas-microsoft-com:office:word" xmlns:w="http://schemas.openxmlformats.org/wordprocessingml/2006/main" xmlns:w14="http://schemas.microsoft.com/office/word/2010/wordml" xmlns:w15="http://schemas.microsoft.com/office/word/2012/wordml" xmlns:w16cex="http://schemas.microsoft.com/office/word/2018/wordml/cex" xmlns:w16cid="http://schemas.microsoft.com/office/word/2016/wordml/cid" xmlns:w16="http://schemas.microsoft.com/office/word/2018/wordml" xmlns:w16sdtdh="http://schemas.microsoft.com/office/word/2020/wordml/sdtdatahash" xmlns:w16se="http://schemas.microsoft.com/office/word/2015/wordml/symex" xmlns:wpg="http://schemas.microsoft.com/office/word/2010/wordprocessingGroup" xmlns:wpi="http://schemas.microsoft.com/office/word/2010/wordprocessingInk" xmlns:wne="http://schemas.microsoft.com/office/word/2006/wordml" xmlns:wps="http://schemas.microsoft.com/office/word/2010/wordprocessingShape" mc:Ignorable="w14 w15 w16se w16cid w16 w16cex w16sdtdh wp14">
+<w:footnotes xmlns:wpc="http://schemas.microsoft.com/office/word/2010/wordprocessingCanvas" xmlns:cx="http://schemas.microsoft.com/office/drawing/2014/chartex" xmlns:cx1="http://schemas.microsoft.com/office/drawing/2015/9/8/chartex" xmlns:cx2="http://schemas.microsoft.com/office/drawing/2015/10/21/chartex" xmlns:cx3="http://schemas.microsoft.com/office/drawing/2016/5/9/chartex" xmlns:cx4="http://schemas.microsoft.com/office/drawing/2016/5/10/chartex" xmlns:cx5="http://schemas.microsoft.com/office/drawing/2016/5/11/chartex" xmlns:cx6="http://schemas.microsoft.com/office/drawing/2016/5/12/chartex" xmlns:cx7="http://schemas.microsoft.com/office/drawing/2016/5/13/chartex" xmlns:cx8="http://schemas.microsoft.com/office/drawing/2016/5/14/chartex" xmlns:mc="http://schemas.openxmlformats.org/markup-compatibility/2006" xmlns:aink="http://schemas.microsoft.com/office/drawing/2016/ink" xmlns:am3d="http://schemas.microsoft.com/office/drawing/2017/model3d" xmlns:o="urn:schemas-microsoft-com:office:office" xmlns:oel="http://schemas.microsoft.com/office/2019/extlst" xmlns:r="http://schemas.openxmlformats.org/officeDocument/2006/relationships" xmlns:m="http://schemas.openxmlformats.org/officeDocument/2006/math" xmlns:v="urn:schemas-microsoft-com:vml" xmlns:wp14="http://schemas.microsoft.com/office/word/2010/wordprocessingDrawing" xmlns:wp="http://schemas.openxmlformats.org/drawingml/2006/wordprocessingDrawing" xmlns:w10="urn:schemas-microsoft-com:office:word" xmlns:w="http://schemas.openxmlformats.org/wordprocessingml/2006/main" xmlns:w14="http://schemas.microsoft.com/office/word/2010/wordml" xmlns:w15="http://schemas.microsoft.com/office/word/2012/wordml" xmlns:w16cex="http://schemas.microsoft.com/office/word/2018/wordml/cex" xmlns:w16cid="http://schemas.microsoft.com/office/word/2016/wordml/cid" xmlns:w16="http://schemas.microsoft.com/office/word/2018/wordml" xmlns:w16du="http://schemas.microsoft.com/office/word/2023/wordml/word16du" xmlns:w16sdtdh="http://schemas.microsoft.com/office/word/2020/wordml/sdtdatahash" xmlns:w16sdtfl="http://schemas.microsoft.com/office/word/2024/wordml/sdtformatlock" xmlns:w16se="http://schemas.microsoft.com/office/word/2015/wordml/symex" xmlns:wpg="http://schemas.microsoft.com/office/word/2010/wordprocessingGroup" xmlns:wpi="http://schemas.microsoft.com/office/word/2010/wordprocessingInk" xmlns:wne="http://schemas.microsoft.com/office/word/2006/wordml" xmlns:wps="http://schemas.microsoft.com/office/word/2010/wordprocessingShape" mc:Ignorable="w14 w15 w16se w16cid w16 w16cex w16sdtdh w16sdtfl w16du wp14">
   <w:footnote w:type="separator" w:id="-1">
     <w:p>
       <w:r>
@@ -2151,7 +2330,7 @@
 </file>
 
 <file path=word/numbering.xml><?xml version="1.0" encoding="utf-8"?>
-<w:numbering xmlns:wpc="http://schemas.microsoft.com/office/word/2010/wordprocessingCanvas" xmlns:cx="http://schemas.microsoft.com/office/drawing/2014/chartex" xmlns:cx1="http://schemas.microsoft.com/office/drawing/2015/9/8/chartex" xmlns:cx2="http://schemas.microsoft.com/office/drawing/2015/10/21/chartex" xmlns:cx3="http://schemas.microsoft.com/office/drawing/2016/5/9/chartex" xmlns:cx4="http://schemas.microsoft.com/office/drawing/2016/5/10/chartex" xmlns:cx5="http://schemas.microsoft.com/office/drawing/2016/5/11/chartex" xmlns:cx6="http://schemas.microsoft.com/office/drawing/2016/5/12/chartex" xmlns:cx7="http://schemas.microsoft.com/office/drawing/2016/5/13/chartex" xmlns:cx8="http://schemas.microsoft.com/office/drawing/2016/5/14/chartex" xmlns:mc="http://schemas.openxmlformats.org/markup-compatibility/2006" xmlns:aink="http://schemas.microsoft.com/office/drawing/2016/ink" xmlns:am3d="http://schemas.microsoft.com/office/drawing/2017/model3d" xmlns:o="urn:schemas-microsoft-com:office:office" xmlns:r="http://schemas.openxmlformats.org/officeDocument/2006/relationships" xmlns:m="http://schemas.openxmlformats.org/officeDocument/2006/math" xmlns:v="urn:schemas-microsoft-com:vml" xmlns:wp14="http://schemas.microsoft.com/office/word/2010/wordprocessingDrawing" xmlns:wp="http://schemas.openxmlformats.org/drawingml/2006/wordprocessingDrawing" xmlns:w10="urn:schemas-microsoft-com:office:word" xmlns:w="http://schemas.openxmlformats.org/wordprocessingml/2006/main" xmlns:w14="http://schemas.microsoft.com/office/word/2010/wordml" xmlns:w15="http://schemas.microsoft.com/office/word/2012/wordml" xmlns:w16cex="http://schemas.microsoft.com/office/word/2018/wordml/cex" xmlns:w16cid="http://schemas.microsoft.com/office/word/2016/wordml/cid" xmlns:w16="http://schemas.microsoft.com/office/word/2018/wordml" xmlns:w16sdtdh="http://schemas.microsoft.com/office/word/2020/wordml/sdtdatahash" xmlns:w16se="http://schemas.microsoft.com/office/word/2015/wordml/symex" xmlns:wpg="http://schemas.microsoft.com/office/word/2010/wordprocessingGroup" xmlns:wpi="http://schemas.microsoft.com/office/word/2010/wordprocessingInk" xmlns:wne="http://schemas.microsoft.com/office/word/2006/wordml" xmlns:wps="http://schemas.microsoft.com/office/word/2010/wordprocessingShape" mc:Ignorable="w14 w15 w16se w16cid w16 w16cex w16sdtdh wp14">
+<w:numbering xmlns:wpc="http://schemas.microsoft.com/office/word/2010/wordprocessingCanvas" xmlns:cx="http://schemas.microsoft.com/office/drawing/2014/chartex" xmlns:cx1="http://schemas.microsoft.com/office/drawing/2015/9/8/chartex" xmlns:cx2="http://schemas.microsoft.com/office/drawing/2015/10/21/chartex" xmlns:cx3="http://schemas.microsoft.com/office/drawing/2016/5/9/chartex" xmlns:cx4="http://schemas.microsoft.com/office/drawing/2016/5/10/chartex" xmlns:cx5="http://schemas.microsoft.com/office/drawing/2016/5/11/chartex" xmlns:cx6="http://schemas.microsoft.com/office/drawing/2016/5/12/chartex" xmlns:cx7="http://schemas.microsoft.com/office/drawing/2016/5/13/chartex" xmlns:cx8="http://schemas.microsoft.com/office/drawing/2016/5/14/chartex" xmlns:mc="http://schemas.openxmlformats.org/markup-compatibility/2006" xmlns:aink="http://schemas.microsoft.com/office/drawing/2016/ink" xmlns:am3d="http://schemas.microsoft.com/office/drawing/2017/model3d" xmlns:o="urn:schemas-microsoft-com:office:office" xmlns:oel="http://schemas.microsoft.com/office/2019/extlst" xmlns:r="http://schemas.openxmlformats.org/officeDocument/2006/relationships" xmlns:m="http://schemas.openxmlformats.org/officeDocument/2006/math" xmlns:v="urn:schemas-microsoft-com:vml" xmlns:wp14="http://schemas.microsoft.com/office/word/2010/wordprocessingDrawing" xmlns:wp="http://schemas.openxmlformats.org/drawingml/2006/wordprocessingDrawing" xmlns:w10="urn:schemas-microsoft-com:office:word" xmlns:w="http://schemas.openxmlformats.org/wordprocessingml/2006/main" xmlns:w14="http://schemas.microsoft.com/office/word/2010/wordml" xmlns:w15="http://schemas.microsoft.com/office/word/2012/wordml" xmlns:w16cex="http://schemas.microsoft.com/office/word/2018/wordml/cex" xmlns:w16cid="http://schemas.microsoft.com/office/word/2016/wordml/cid" xmlns:w16="http://schemas.microsoft.com/office/word/2018/wordml" xmlns:w16du="http://schemas.microsoft.com/office/word/2023/wordml/word16du" xmlns:w16sdtdh="http://schemas.microsoft.com/office/word/2020/wordml/sdtdatahash" xmlns:w16sdtfl="http://schemas.microsoft.com/office/word/2024/wordml/sdtformatlock" xmlns:w16se="http://schemas.microsoft.com/office/word/2015/wordml/symex" xmlns:wpg="http://schemas.microsoft.com/office/word/2010/wordprocessingGroup" xmlns:wpi="http://schemas.microsoft.com/office/word/2010/wordprocessingInk" xmlns:wne="http://schemas.microsoft.com/office/word/2006/wordml" xmlns:wps="http://schemas.microsoft.com/office/word/2010/wordprocessingShape" mc:Ignorable="w14 w15 w16se w16cid w16 w16cex w16sdtdh w16sdtfl w16du wp14">
   <w:abstractNum w:abstractNumId="0" w15:restartNumberingAfterBreak="0">
     <w:nsid w:val="1BDE4D8A"/>
     <w:multiLevelType w:val="hybridMultilevel"/>
@@ -2404,17 +2583,17 @@
       </w:rPr>
     </w:lvl>
   </w:abstractNum>
-  <w:num w:numId="1">
+  <w:num w:numId="1" w16cid:durableId="834105823">
     <w:abstractNumId w:val="0"/>
   </w:num>
-  <w:num w:numId="2">
+  <w:num w:numId="2" w16cid:durableId="1109817258">
     <w:abstractNumId w:val="1"/>
   </w:num>
 </w:numbering>
 </file>
 
 <file path=word/styles.xml><?xml version="1.0" encoding="utf-8"?>
-<w:styles xmlns:mc="http://schemas.openxmlformats.org/markup-compatibility/2006" xmlns:r="http://schemas.openxmlformats.org/officeDocument/2006/relationships" xmlns:w="http://schemas.openxmlformats.org/wordprocessingml/2006/main" xmlns:w14="http://schemas.microsoft.com/office/word/2010/wordml" xmlns:w15="http://schemas.microsoft.com/office/word/2012/wordml" xmlns:w16cex="http://schemas.microsoft.com/office/word/2018/wordml/cex" xmlns:w16cid="http://schemas.microsoft.com/office/word/2016/wordml/cid" xmlns:w16="http://schemas.microsoft.com/office/word/2018/wordml" xmlns:w16sdtdh="http://schemas.microsoft.com/office/word/2020/wordml/sdtdatahash" xmlns:w16se="http://schemas.microsoft.com/office/word/2015/wordml/symex" mc:Ignorable="w14 w15 w16se w16cid w16 w16cex w16sdtdh">
+<w:styles xmlns:mc="http://schemas.openxmlformats.org/markup-compatibility/2006" xmlns:r="http://schemas.openxmlformats.org/officeDocument/2006/relationships" xmlns:w="http://schemas.openxmlformats.org/wordprocessingml/2006/main" xmlns:w14="http://schemas.microsoft.com/office/word/2010/wordml" xmlns:w15="http://schemas.microsoft.com/office/word/2012/wordml" xmlns:w16cex="http://schemas.microsoft.com/office/word/2018/wordml/cex" xmlns:w16cid="http://schemas.microsoft.com/office/word/2016/wordml/cid" xmlns:w16="http://schemas.microsoft.com/office/word/2018/wordml" xmlns:w16du="http://schemas.microsoft.com/office/word/2023/wordml/word16du" xmlns:w16sdtdh="http://schemas.microsoft.com/office/word/2020/wordml/sdtdatahash" xmlns:w16sdtfl="http://schemas.microsoft.com/office/word/2024/wordml/sdtformatlock" xmlns:w16se="http://schemas.microsoft.com/office/word/2015/wordml/symex" mc:Ignorable="w14 w15 w16se w16cid w16 w16cex w16sdtdh w16sdtfl w16du">
   <w:docDefaults>
     <w:rPrDefault>
       <w:rPr>

--- a/static/media/8.qd_giam_sat_sau_hoan_gtgt.docx
+++ b/static/media/8.qd_giam_sat_sau_hoan_gtgt.docx
@@ -5,8 +5,8 @@
     <w:p>
       <w:pPr>
         <w:tabs>
-          <w:tab w:val="center" w:pos="1843"/>
-          <w:tab w:val="center" w:pos="6804"/>
+          <w:tab w:val="center" w:pos="1701"/>
+          <w:tab w:val="center" w:pos="6521"/>
         </w:tabs>
         <w:ind w:right="-234"/>
         <w:jc w:val="both"/>
@@ -55,8 +55,8 @@
     <w:p>
       <w:pPr>
         <w:tabs>
-          <w:tab w:val="center" w:pos="1843"/>
-          <w:tab w:val="center" w:pos="6804"/>
+          <w:tab w:val="center" w:pos="1701"/>
+          <w:tab w:val="center" w:pos="6521"/>
         </w:tabs>
         <w:jc w:val="both"/>
         <w:rPr>
@@ -73,16 +73,16 @@
         <mc:AlternateContent>
           <mc:Choice Requires="wps">
             <w:drawing>
-              <wp:anchor distT="0" distB="0" distL="114300" distR="114300" simplePos="0" relativeHeight="251656192" behindDoc="0" locked="0" layoutInCell="1" allowOverlap="1" wp14:anchorId="4582C8D6" wp14:editId="3D4F31FF">
+              <wp:anchor distT="0" distB="0" distL="114300" distR="114300" simplePos="0" relativeHeight="251656192" behindDoc="0" locked="0" layoutInCell="1" allowOverlap="1" wp14:anchorId="4582C8D6" wp14:editId="5BBFD20D">
                 <wp:simplePos x="0" y="0"/>
                 <wp:positionH relativeFrom="column">
-                  <wp:posOffset>747912</wp:posOffset>
+                  <wp:posOffset>652145</wp:posOffset>
                 </wp:positionH>
                 <wp:positionV relativeFrom="paragraph">
                   <wp:posOffset>205740</wp:posOffset>
                 </wp:positionV>
                 <wp:extent cx="800100" cy="0"/>
-                <wp:effectExtent l="0" t="0" r="19050" b="19050"/>
+                <wp:effectExtent l="0" t="0" r="0" b="0"/>
                 <wp:wrapNone/>
                 <wp:docPr id="4" name="Line 12"/>
                 <wp:cNvGraphicFramePr>
@@ -134,7 +134,7 @@
           </mc:Choice>
           <mc:Fallback>
             <w:pict>
-              <v:line w14:anchorId="656A05F3" id="Line 12" o:spid="_x0000_s1026" style="position:absolute;z-index:251656192;visibility:visible;mso-wrap-style:square;mso-width-percent:0;mso-height-percent:0;mso-wrap-distance-left:9pt;mso-wrap-distance-top:0;mso-wrap-distance-right:9pt;mso-wrap-distance-bottom:0;mso-position-horizontal:absolute;mso-position-horizontal-relative:text;mso-position-vertical:absolute;mso-position-vertical-relative:text;mso-width-percent:0;mso-height-percent:0;mso-width-relative:page;mso-height-relative:page" from="58.9pt,16.2pt" to="121.9pt,16.2pt" o:gfxdata="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"/>
+              <v:line w14:anchorId="16B5760D" id="Line 12" o:spid="_x0000_s1026" style="position:absolute;z-index:251656192;visibility:visible;mso-wrap-style:square;mso-width-percent:0;mso-height-percent:0;mso-wrap-distance-left:9pt;mso-wrap-distance-top:0;mso-wrap-distance-right:9pt;mso-wrap-distance-bottom:0;mso-position-horizontal:absolute;mso-position-horizontal-relative:text;mso-position-vertical:absolute;mso-position-vertical-relative:text;mso-width-percent:0;mso-height-percent:0;mso-width-relative:page;mso-height-relative:page" from="51.35pt,16.2pt" to="114.35pt,16.2pt" o:gfxdata="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"/>
             </w:pict>
           </mc:Fallback>
         </mc:AlternateContent>
@@ -147,16 +147,16 @@
         <mc:AlternateContent>
           <mc:Choice Requires="wps">
             <w:drawing>
-              <wp:anchor distT="0" distB="0" distL="114300" distR="114300" simplePos="0" relativeHeight="251658240" behindDoc="0" locked="0" layoutInCell="1" allowOverlap="1" wp14:anchorId="7E6E4FA4" wp14:editId="68F25444">
+              <wp:anchor distT="0" distB="0" distL="114300" distR="114300" simplePos="0" relativeHeight="251658240" behindDoc="0" locked="0" layoutInCell="1" allowOverlap="1" wp14:anchorId="7E6E4FA4" wp14:editId="50218FE0">
                 <wp:simplePos x="0" y="0"/>
                 <wp:positionH relativeFrom="column">
-                  <wp:posOffset>3303270</wp:posOffset>
+                  <wp:posOffset>3177540</wp:posOffset>
                 </wp:positionH>
                 <wp:positionV relativeFrom="paragraph">
                   <wp:posOffset>203200</wp:posOffset>
                 </wp:positionV>
-                <wp:extent cx="2057400" cy="0"/>
-                <wp:effectExtent l="0" t="0" r="19050" b="19050"/>
+                <wp:extent cx="1870364" cy="0"/>
+                <wp:effectExtent l="0" t="0" r="0" b="0"/>
                 <wp:wrapNone/>
                 <wp:docPr id="3" name="Line 14"/>
                 <wp:cNvGraphicFramePr>
@@ -171,7 +171,7 @@
                       <wps:spPr bwMode="auto">
                         <a:xfrm>
                           <a:off x="0" y="0"/>
-                          <a:ext cx="2057400" cy="0"/>
+                          <a:ext cx="1870364" cy="0"/>
                         </a:xfrm>
                         <a:prstGeom prst="line">
                           <a:avLst/>
@@ -208,7 +208,7 @@
           </mc:Choice>
           <mc:Fallback>
             <w:pict>
-              <v:line w14:anchorId="3826FEFB" id="Line 14" o:spid="_x0000_s1026" style="position:absolute;z-index:251658240;visibility:visible;mso-wrap-style:square;mso-width-percent:0;mso-height-percent:0;mso-wrap-distance-left:9pt;mso-wrap-distance-top:0;mso-wrap-distance-right:9pt;mso-wrap-distance-bottom:0;mso-position-horizontal:absolute;mso-position-horizontal-relative:text;mso-position-vertical:absolute;mso-position-vertical-relative:text;mso-width-percent:0;mso-height-percent:0;mso-width-relative:page;mso-height-relative:page" from="260.1pt,16pt" to="422.1pt,16pt" o:gfxdata="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"/>
+              <v:line w14:anchorId="4FA5E259" id="Line 14" o:spid="_x0000_s1026" style="position:absolute;z-index:251658240;visibility:visible;mso-wrap-style:square;mso-width-percent:0;mso-height-percent:0;mso-wrap-distance-left:9pt;mso-wrap-distance-top:0;mso-wrap-distance-right:9pt;mso-wrap-distance-bottom:0;mso-position-horizontal:absolute;mso-position-horizontal-relative:text;mso-position-vertical:absolute;mso-position-vertical-relative:text;mso-width-percent:0;mso-height-percent:0;mso-width-relative:page;mso-height-relative:page" from="250.2pt,16pt" to="397.45pt,16pt" o:gfxdata="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"/>
             </w:pict>
           </mc:Fallback>
         </mc:AlternateContent>
@@ -345,7 +345,7 @@
     <w:p>
       <w:pPr>
         <w:tabs>
-          <w:tab w:val="center" w:pos="1843"/>
+          <w:tab w:val="center" w:pos="1701"/>
           <w:tab w:val="right" w:pos="9639"/>
         </w:tabs>
         <w:jc w:val="both"/>
@@ -366,32 +366,24 @@
       </w:r>
       <w:r>
         <w:rPr>
-          <w:sz w:val="28"/>
-          <w:szCs w:val="28"/>
           <w:lang w:val="nl-NL"/>
         </w:rPr>
         <w:t xml:space="preserve">Số:   </w:t>
       </w:r>
       <w:r>
         <w:rPr>
-          <w:sz w:val="28"/>
-          <w:szCs w:val="28"/>
           <w:lang w:val="nl-NL"/>
         </w:rPr>
         <w:t xml:space="preserve">   </w:t>
       </w:r>
       <w:r>
         <w:rPr>
-          <w:sz w:val="28"/>
-          <w:szCs w:val="28"/>
           <w:lang w:val="nl-NL"/>
         </w:rPr>
         <w:t xml:space="preserve">      /QĐ-</w:t>
       </w:r>
       <w:r>
         <w:rPr>
-          <w:sz w:val="28"/>
-          <w:szCs w:val="28"/>
           <w:lang w:val="nl-NL"/>
         </w:rPr>
         <w:t>QTR</w:t>
@@ -478,6 +470,19 @@
         </w:rPr>
         <w:t>&lt;nam_kh_tkt&gt;</w:t>
       </w:r>
+    </w:p>
+    <w:p>
+      <w:pPr>
+        <w:spacing w:before="120"/>
+        <w:ind w:left="-284"/>
+        <w:jc w:val="center"/>
+        <w:rPr>
+          <w:b/>
+          <w:sz w:val="28"/>
+          <w:szCs w:val="28"/>
+          <w:lang w:val="nl-NL"/>
+        </w:rPr>
+      </w:pPr>
     </w:p>
     <w:p>
       <w:pPr>
@@ -684,113 +689,170 @@
     </w:p>
     <w:p>
       <w:pPr>
-        <w:ind w:firstLine="426"/>
-        <w:jc w:val="both"/>
-        <w:rPr>
-          <w:i/>
-          <w:sz w:val="28"/>
-          <w:szCs w:val="28"/>
-        </w:rPr>
-      </w:pPr>
-      <w:r>
-        <w:rPr>
-          <w:i/>
-          <w:sz w:val="28"/>
-          <w:szCs w:val="28"/>
-        </w:rPr>
-        <w:t>Căn cứ Luật Quản lý</w:t>
-      </w:r>
-      <w:r>
-        <w:rPr>
-          <w:i/>
-          <w:sz w:val="28"/>
-          <w:szCs w:val="28"/>
-        </w:rPr>
-        <w:t xml:space="preserve"> thuế</w:t>
-      </w:r>
-      <w:r>
-        <w:rPr>
-          <w:i/>
-          <w:sz w:val="28"/>
-          <w:szCs w:val="28"/>
-        </w:rPr>
-        <w:t xml:space="preserve"> </w:t>
-      </w:r>
-      <w:r>
-        <w:rPr>
-          <w:i/>
-          <w:sz w:val="28"/>
-          <w:szCs w:val="28"/>
-          <w:lang w:val="nl-NL"/>
-        </w:rPr>
-        <w:t>&lt;luat_qlt_ngay&gt;</w:t>
-      </w:r>
-      <w:r>
-        <w:rPr>
-          <w:i/>
-          <w:sz w:val="28"/>
-          <w:szCs w:val="28"/>
-          <w:lang w:val="nl-NL"/>
-        </w:rPr>
-        <w:t xml:space="preserve"> </w:t>
-      </w:r>
-      <w:r>
-        <w:rPr>
-          <w:i/>
-          <w:sz w:val="28"/>
-          <w:szCs w:val="28"/>
-          <w:lang w:val="nl-NL"/>
-        </w:rPr>
-        <w:t>và các văn bản hướng dẫn thi hành</w:t>
-      </w:r>
-      <w:r>
-        <w:rPr>
-          <w:i/>
-          <w:sz w:val="28"/>
-          <w:szCs w:val="28"/>
-        </w:rPr>
-        <w:t>;</w:t>
-      </w:r>
-    </w:p>
-    <w:p>
-      <w:pPr>
-        <w:ind w:firstLine="426"/>
-        <w:jc w:val="both"/>
-        <w:rPr>
-          <w:i/>
-          <w:sz w:val="28"/>
-          <w:szCs w:val="28"/>
-        </w:rPr>
-      </w:pPr>
-      <w:r>
-        <w:rPr>
-          <w:i/>
-          <w:sz w:val="28"/>
-          <w:szCs w:val="28"/>
-        </w:rPr>
-        <w:t>Căn cứ &lt;quy_trinh_ktra&gt; của Tổng cục Thuế về việc ban hành quy trình kiểm tra thuế;</w:t>
-      </w:r>
-    </w:p>
-    <w:p>
-      <w:pPr>
-        <w:spacing w:after="120"/>
+        <w:spacing w:before="60"/>
         <w:ind w:firstLine="567"/>
         <w:jc w:val="both"/>
         <w:rPr>
           <w:i/>
           <w:sz w:val="28"/>
           <w:szCs w:val="28"/>
-          <w:lang w:val="nl-NL"/>
-        </w:rPr>
-      </w:pPr>
-      <w:r>
-        <w:rPr>
-          <w:i/>
-          <w:sz w:val="28"/>
-          <w:szCs w:val="28"/>
-          <w:lang w:val="nl-NL"/>
-        </w:rPr>
-        <w:t xml:space="preserve">Căn cứ Quyết định số 1614/QĐ-TCT ngày 13/10/2020 của Tổng cục Thuế về việc ban hành quy chế giám sát hoạt động của </w:t>
+        </w:rPr>
+      </w:pPr>
+      <w:r>
+        <w:rPr>
+          <w:i/>
+          <w:sz w:val="28"/>
+          <w:szCs w:val="28"/>
+        </w:rPr>
+        <w:t>Căn cứ Luật Quản lý</w:t>
+      </w:r>
+      <w:r>
+        <w:rPr>
+          <w:i/>
+          <w:sz w:val="28"/>
+          <w:szCs w:val="28"/>
+        </w:rPr>
+        <w:t xml:space="preserve"> thuế</w:t>
+      </w:r>
+      <w:r>
+        <w:rPr>
+          <w:i/>
+          <w:sz w:val="28"/>
+          <w:szCs w:val="28"/>
+        </w:rPr>
+        <w:t xml:space="preserve"> </w:t>
+      </w:r>
+      <w:r>
+        <w:rPr>
+          <w:i/>
+          <w:sz w:val="28"/>
+          <w:szCs w:val="28"/>
+          <w:lang w:val="nl-NL"/>
+        </w:rPr>
+        <w:t>&lt;luat_qlt_ngay&gt;</w:t>
+      </w:r>
+      <w:r>
+        <w:rPr>
+          <w:i/>
+          <w:sz w:val="28"/>
+          <w:szCs w:val="28"/>
+          <w:lang w:val="nl-NL"/>
+        </w:rPr>
+        <w:t xml:space="preserve"> </w:t>
+      </w:r>
+      <w:r>
+        <w:rPr>
+          <w:i/>
+          <w:sz w:val="28"/>
+          <w:szCs w:val="28"/>
+          <w:lang w:val="nl-NL"/>
+        </w:rPr>
+        <w:t>và các văn bản hướng dẫn thi hành</w:t>
+      </w:r>
+      <w:r>
+        <w:rPr>
+          <w:i/>
+          <w:sz w:val="28"/>
+          <w:szCs w:val="28"/>
+        </w:rPr>
+        <w:t>;</w:t>
+      </w:r>
+    </w:p>
+    <w:p>
+      <w:pPr>
+        <w:spacing w:before="60"/>
+        <w:ind w:firstLine="567"/>
+        <w:jc w:val="both"/>
+        <w:rPr>
+          <w:i/>
+          <w:sz w:val="28"/>
+          <w:szCs w:val="28"/>
+          <w:lang w:val="nl-NL"/>
+        </w:rPr>
+      </w:pPr>
+      <w:r>
+        <w:rPr>
+          <w:i/>
+          <w:color w:val="000000" w:themeColor="text1"/>
+          <w:sz w:val="28"/>
+          <w:szCs w:val="28"/>
+          <w:lang w:val="nl-NL"/>
+        </w:rPr>
+        <w:t>Căn cứ các Luật Thuế, phí, lệ phí và các văn bản hướng dẫn thi hành;</w:t>
+      </w:r>
+    </w:p>
+    <w:p>
+      <w:pPr>
+        <w:spacing w:before="60"/>
+        <w:ind w:firstLine="567"/>
+        <w:jc w:val="both"/>
+        <w:rPr>
+          <w:i/>
+          <w:sz w:val="28"/>
+          <w:szCs w:val="28"/>
+        </w:rPr>
+      </w:pPr>
+      <w:r>
+        <w:rPr>
+          <w:i/>
+          <w:sz w:val="28"/>
+          <w:szCs w:val="28"/>
+        </w:rPr>
+        <w:t>Căn cứ Quyết định số 1376/QĐ-CT ngày 30/6/2025 của Cục trưởng Cục Thuế về việc ban hành quy định chức năng, nhiệm vụ, quyền hạn và cơ cấu tổ chức của Thuế tỉnh, thành phố thuộc Cục Thuế</w:t>
+      </w:r>
+      <w:r>
+        <w:rPr>
+          <w:i/>
+          <w:sz w:val="28"/>
+          <w:szCs w:val="28"/>
+        </w:rPr>
+        <w:t>;</w:t>
+      </w:r>
+    </w:p>
+    <w:p>
+      <w:pPr>
+        <w:spacing w:before="60"/>
+        <w:ind w:firstLine="567"/>
+        <w:jc w:val="both"/>
+        <w:rPr>
+          <w:i/>
+          <w:sz w:val="28"/>
+          <w:szCs w:val="28"/>
+          <w:lang w:val="nl-NL"/>
+        </w:rPr>
+      </w:pPr>
+      <w:r>
+        <w:rPr>
+          <w:i/>
+          <w:sz w:val="28"/>
+          <w:szCs w:val="28"/>
+          <w:lang w:val="nl-NL"/>
+        </w:rPr>
+        <w:t xml:space="preserve">Căn cứ Quyết định số 1614/QĐ-TCT ngày 13/10/2020 của </w:t>
+      </w:r>
+      <w:r>
+        <w:rPr>
+          <w:i/>
+        </w:rPr>
+        <w:t>Tổng cục trưởng</w:t>
+      </w:r>
+      <w:r>
+        <w:rPr>
+          <w:i/>
+          <w:sz w:val="28"/>
+          <w:szCs w:val="28"/>
+          <w:lang w:val="nl-NL"/>
+        </w:rPr>
+        <w:t xml:space="preserve"> </w:t>
+      </w:r>
+      <w:r>
+        <w:rPr>
+          <w:i/>
+          <w:sz w:val="28"/>
+          <w:szCs w:val="28"/>
+          <w:lang w:val="nl-NL"/>
+        </w:rPr>
+        <w:t xml:space="preserve">Tổng cục Thuế về việc ban hành quy chế giám sát hoạt động của </w:t>
       </w:r>
       <w:r>
         <w:rPr>
@@ -822,7 +884,8 @@
     </w:p>
     <w:p>
       <w:pPr>
-        <w:ind w:firstLine="426"/>
+        <w:spacing w:before="60"/>
+        <w:ind w:firstLine="567"/>
         <w:jc w:val="both"/>
         <w:rPr>
           <w:i/>
@@ -836,12 +899,55 @@
           <w:sz w:val="28"/>
           <w:szCs w:val="28"/>
         </w:rPr>
-        <w:t>Căn cứ Quyết định số 1376/QĐ-CT ngày 30/6/2025 của Cục trưởng Cục Thuế về việc ban hành quy định chức năng, nhiệm vụ, quyền hạn và cơ cấu tổ chức của Thuế tỉnh, thành phố thuộc Cục Thuế;</w:t>
-      </w:r>
-    </w:p>
-    <w:p>
-      <w:pPr>
-        <w:ind w:firstLine="426"/>
+        <w:t xml:space="preserve">Căn cứ &lt;tham_quyen_ky&gt; </w:t>
+      </w:r>
+      <w:r>
+        <w:rPr>
+          <w:i/>
+          <w:sz w:val="28"/>
+          <w:szCs w:val="28"/>
+        </w:rPr>
+        <w:t xml:space="preserve">của </w:t>
+      </w:r>
+      <w:r>
+        <w:rPr>
+          <w:bCs/>
+          <w:i/>
+          <w:sz w:val="28"/>
+          <w:szCs w:val="28"/>
+        </w:rPr>
+        <w:t xml:space="preserve">Trưởng </w:t>
+      </w:r>
+      <w:r>
+        <w:rPr>
+          <w:bCs/>
+          <w:i/>
+          <w:sz w:val="28"/>
+          <w:szCs w:val="28"/>
+        </w:rPr>
+        <w:t xml:space="preserve"> </w:t>
+      </w:r>
+      <w:r>
+        <w:rPr>
+          <w:i/>
+          <w:sz w:val="28"/>
+          <w:szCs w:val="28"/>
+        </w:rPr>
+        <w:t>Thuế tỉnh Quảng Trị về việc phân công lĩnh vực phụ trách và ủy quyền ký văn bản của các đồng chí Lãnh đạo Thuế tỉnh</w:t>
+      </w:r>
+      <w:r>
+        <w:rPr>
+          <w:i/>
+          <w:sz w:val="28"/>
+          <w:szCs w:val="28"/>
+        </w:rPr>
+        <w:t>;</w:t>
+      </w:r>
+    </w:p>
+    <w:p>
+      <w:pPr>
+        <w:spacing w:before="60"/>
+        <w:ind w:firstLine="567"/>
         <w:jc w:val="both"/>
         <w:rPr>
           <w:i/>
@@ -855,64 +961,66 @@
           <w:sz w:val="28"/>
           <w:szCs w:val="28"/>
         </w:rPr>
-        <w:t>Căn cứ Quyết định số 02/QĐ-CT ngày 03/3/2025 của Cục trưởng Cục Thuế về việc ban hành quy định chức năng, nhiệm vụ, quyền hạn của Văn phòng, các Phòng thuộc Chi cục Thuế khu vực;</w:t>
-      </w:r>
-    </w:p>
-    <w:p>
-      <w:pPr>
-        <w:ind w:left="-284" w:firstLine="567"/>
+        <w:t xml:space="preserve">Căn cứ Quyết định số         /QĐ-QTR </w:t>
+      </w:r>
+      <w:r>
+        <w:rPr>
+          <w:i/>
+          <w:sz w:val="28"/>
+          <w:szCs w:val="28"/>
+        </w:rPr>
+        <w:t>&lt;ngay_thang&gt; của</w:t>
+      </w:r>
+      <w:r>
+        <w:rPr>
+          <w:i/>
+          <w:sz w:val="28"/>
+          <w:szCs w:val="28"/>
+        </w:rPr>
+        <w:t xml:space="preserve"> </w:t>
+      </w:r>
+      <w:r>
+        <w:rPr>
+          <w:bCs/>
+          <w:i/>
+          <w:sz w:val="28"/>
+          <w:szCs w:val="28"/>
+        </w:rPr>
+        <w:t>Trưởng</w:t>
+      </w:r>
+      <w:r>
+        <w:rPr>
+          <w:i/>
+          <w:sz w:val="28"/>
+          <w:szCs w:val="28"/>
+        </w:rPr>
+        <w:t xml:space="preserve"> Thuế tỉnh Quảng Trị về việc kiểm tra thuế tại &lt;ten_dv&gt;;</w:t>
+      </w:r>
+    </w:p>
+    <w:p>
+      <w:pPr>
+        <w:spacing w:before="60"/>
+        <w:ind w:firstLine="567"/>
         <w:jc w:val="both"/>
         <w:rPr>
           <w:i/>
           <w:sz w:val="28"/>
           <w:szCs w:val="28"/>
-          <w:lang w:val="nl-NL"/>
-        </w:rPr>
-      </w:pPr>
-      <w:r>
-        <w:rPr>
-          <w:i/>
-          <w:sz w:val="28"/>
-          <w:szCs w:val="28"/>
-        </w:rPr>
-        <w:t xml:space="preserve">Căn cứ &lt;tham_quyen_ky&gt; </w:t>
-      </w:r>
-      <w:r>
-        <w:rPr>
-          <w:i/>
-          <w:sz w:val="28"/>
-          <w:szCs w:val="28"/>
-        </w:rPr>
-        <w:t>của Thuế tỉnh Quảng Trị về việc phân công lĩnh vực phụ trách và ủy quyền ký vă</w:t>
-      </w:r>
-      <w:r>
-        <w:rPr>
-          <w:i/>
-          <w:sz w:val="28"/>
-          <w:szCs w:val="28"/>
-        </w:rPr>
-        <w:t>n</w:t>
-      </w:r>
-      <w:r>
-        <w:rPr>
-          <w:i/>
-          <w:sz w:val="28"/>
-          <w:szCs w:val="28"/>
-        </w:rPr>
-        <w:t xml:space="preserve"> bản của các đồng chí Lãnh đạo Thuế tỉnh</w:t>
-      </w:r>
-      <w:r>
-        <w:rPr>
-          <w:i/>
-          <w:sz w:val="28"/>
-          <w:szCs w:val="28"/>
-        </w:rPr>
-        <w:t>;</w:t>
-      </w:r>
-    </w:p>
-    <w:p>
-      <w:pPr>
-        <w:ind w:left="-284" w:firstLine="567"/>
+        </w:rPr>
+      </w:pPr>
+      <w:r>
+        <w:rPr>
+          <w:i/>
+          <w:sz w:val="28"/>
+          <w:szCs w:val="28"/>
+        </w:rPr>
+        <w:t>Theo đề nghị của &lt;ld_phong&gt; Phòng Kiểm tra số 2.</w:t>
+      </w:r>
+    </w:p>
+    <w:p>
+      <w:pPr>
+        <w:spacing w:before="60"/>
+        <w:ind w:right="278" w:firstLine="567"/>
         <w:jc w:val="both"/>
         <w:rPr>
           <w:i/>
@@ -921,208 +1029,10 @@
           <w:lang w:val="nl-NL"/>
         </w:rPr>
       </w:pPr>
-      <w:r>
-        <w:rPr>
-          <w:i/>
-          <w:sz w:val="28"/>
-          <w:szCs w:val="28"/>
-          <w:lang w:val="nl-NL"/>
-        </w:rPr>
-        <w:t xml:space="preserve">Căn cứ Quyết định </w:t>
-      </w:r>
-      <w:r>
-        <w:rPr>
-          <w:bCs/>
-          <w:i/>
-          <w:iCs/>
-          <w:sz w:val="28"/>
-          <w:szCs w:val="28"/>
-          <w:lang w:val="nl-NL"/>
-        </w:rPr>
-        <w:t xml:space="preserve">số </w:t>
-      </w:r>
-      <w:r>
-        <w:rPr>
-          <w:bCs/>
-          <w:i/>
-          <w:iCs/>
-          <w:sz w:val="28"/>
-          <w:szCs w:val="28"/>
-          <w:lang w:val="nl-NL"/>
-        </w:rPr>
-        <w:t xml:space="preserve">         </w:t>
-      </w:r>
-      <w:r>
-        <w:rPr>
-          <w:i/>
-          <w:sz w:val="28"/>
-          <w:szCs w:val="28"/>
-          <w:lang w:val="nl-NL"/>
-        </w:rPr>
-        <w:t>/</w:t>
-      </w:r>
-      <w:r>
-        <w:rPr>
-          <w:i/>
-          <w:sz w:val="28"/>
-          <w:szCs w:val="28"/>
-          <w:lang w:val="nl-NL"/>
-        </w:rPr>
-        <w:t xml:space="preserve">QĐ-QTR </w:t>
-      </w:r>
-      <w:r>
-        <w:rPr>
-          <w:i/>
-          <w:sz w:val="28"/>
-          <w:szCs w:val="28"/>
-          <w:lang w:val="nl-NL"/>
-        </w:rPr>
-        <w:t xml:space="preserve">ngày </w:t>
-      </w:r>
-      <w:r>
-        <w:rPr>
-          <w:i/>
-          <w:sz w:val="28"/>
-          <w:szCs w:val="28"/>
-          <w:lang w:val="nl-NL"/>
-        </w:rPr>
-        <w:t>&lt;ngay_thang&gt;</w:t>
-      </w:r>
-      <w:r>
-        <w:rPr>
-          <w:i/>
-          <w:color w:val="002060"/>
-          <w:sz w:val="28"/>
-          <w:szCs w:val="28"/>
-          <w:lang w:val="nl-NL"/>
-        </w:rPr>
-        <w:t xml:space="preserve"> </w:t>
-      </w:r>
-      <w:r>
-        <w:rPr>
-          <w:i/>
-          <w:sz w:val="28"/>
-          <w:szCs w:val="28"/>
-          <w:lang w:val="nl-NL"/>
-        </w:rPr>
-        <w:t>của Thuế tỉnh Quảng</w:t>
-      </w:r>
-      <w:r>
-        <w:rPr>
-          <w:i/>
-          <w:sz w:val="28"/>
-          <w:szCs w:val="28"/>
-          <w:lang w:val="nl-NL"/>
-        </w:rPr>
-        <w:t xml:space="preserve"> Trị về việc kiểm tra thuế tại </w:t>
-      </w:r>
-      <w:r>
-        <w:rPr>
-          <w:i/>
-          <w:sz w:val="28"/>
-          <w:szCs w:val="28"/>
-          <w:lang w:val="nl-NL"/>
-        </w:rPr>
-        <w:t>&lt;ten_dv&gt;</w:t>
-      </w:r>
-      <w:r>
-        <w:rPr>
-          <w:i/>
-          <w:sz w:val="28"/>
-          <w:szCs w:val="28"/>
-          <w:lang w:val="nl-NL"/>
-        </w:rPr>
-        <w:t>;</w:t>
-      </w:r>
-    </w:p>
-    <w:p>
-      <w:pPr>
-        <w:ind w:left="-284" w:firstLine="567"/>
-        <w:jc w:val="both"/>
-        <w:rPr>
-          <w:i/>
-          <w:sz w:val="28"/>
-          <w:szCs w:val="28"/>
-          <w:lang w:val="nl-NL"/>
-        </w:rPr>
-      </w:pPr>
-      <w:r>
-        <w:rPr>
-          <w:i/>
-          <w:sz w:val="28"/>
-          <w:szCs w:val="28"/>
-          <w:lang w:val="nl-NL"/>
-        </w:rPr>
-        <w:t>Theo</w:t>
-      </w:r>
-      <w:r>
-        <w:rPr>
-          <w:i/>
-          <w:sz w:val="28"/>
-          <w:szCs w:val="28"/>
-          <w:lang w:val="nl-NL"/>
-        </w:rPr>
-        <w:t xml:space="preserve"> đề nghị của </w:t>
-      </w:r>
-      <w:r>
-        <w:rPr>
-          <w:i/>
-          <w:color w:val="000000" w:themeColor="text1"/>
-          <w:sz w:val="28"/>
-          <w:szCs w:val="28"/>
-        </w:rPr>
-        <w:t xml:space="preserve">Trưởng phòng </w:t>
-      </w:r>
-      <w:r>
-        <w:rPr>
-          <w:i/>
-          <w:sz w:val="28"/>
-          <w:szCs w:val="28"/>
-          <w:lang w:val="nl-NL"/>
-        </w:rPr>
-        <w:t xml:space="preserve">Phòng </w:t>
-      </w:r>
-      <w:r>
-        <w:rPr>
-          <w:i/>
-          <w:sz w:val="28"/>
-          <w:szCs w:val="28"/>
-          <w:lang w:val="nl-NL"/>
-        </w:rPr>
-        <w:t>Kiểm tra</w:t>
-      </w:r>
-      <w:r>
-        <w:rPr>
-          <w:i/>
-          <w:sz w:val="28"/>
-          <w:szCs w:val="28"/>
-          <w:lang w:val="nl-NL"/>
-        </w:rPr>
-        <w:t xml:space="preserve"> số </w:t>
-      </w:r>
-      <w:r>
-        <w:rPr>
-          <w:i/>
-          <w:sz w:val="28"/>
-          <w:szCs w:val="28"/>
-          <w:lang w:val="nl-NL"/>
-        </w:rPr>
-        <w:t>2</w:t>
-      </w:r>
-      <w:r>
-        <w:rPr>
-          <w:i/>
-          <w:sz w:val="28"/>
-          <w:szCs w:val="28"/>
-          <w:lang w:val="nl-NL"/>
-        </w:rPr>
-        <w:t>.</w:t>
-      </w:r>
-    </w:p>
-    <w:p>
-      <w:pPr>
-        <w:spacing w:before="120"/>
-        <w:ind w:left="-284"/>
+    </w:p>
+    <w:p>
+      <w:pPr>
+        <w:spacing w:before="60"/>
         <w:jc w:val="center"/>
         <w:rPr>
           <w:b/>
@@ -1169,7 +1079,8 @@
     </w:p>
     <w:p>
       <w:pPr>
-        <w:ind w:left="-284" w:firstLine="567"/>
+        <w:spacing w:beforeLines="60" w:before="144"/>
+        <w:ind w:firstLine="567"/>
         <w:jc w:val="both"/>
         <w:rPr>
           <w:sz w:val="28"/>
@@ -1207,26 +1118,8 @@
         <w:rPr>
           <w:sz w:val="28"/>
           <w:szCs w:val="28"/>
-          <w:lang w:val="nl-NL"/>
-        </w:rPr>
-        <w:t xml:space="preserve">Thực hiện giám sát đối với hoạt động kiểm tra của Đoàn kiểm tra được thành lập theo Quyết </w:t>
-      </w:r>
-      <w:r>
-        <w:rPr>
-          <w:sz w:val="28"/>
-          <w:szCs w:val="28"/>
-          <w:lang w:val="nl-NL"/>
-        </w:rPr>
-        <w:t xml:space="preserve">định </w:t>
-      </w:r>
-      <w:r>
-        <w:rPr>
-          <w:bCs/>
-          <w:sz w:val="28"/>
-          <w:szCs w:val="28"/>
-          <w:lang w:val="nl-NL"/>
-        </w:rPr>
-        <w:t xml:space="preserve">số </w:t>
+        </w:rPr>
+        <w:t xml:space="preserve">Thực hiện giám sát đối với hoạt động kiểm tra của Đoàn kiểm tra thuế được thành lập theo Quyết định </w:t>
       </w:r>
       <w:r>
         <w:rPr>
@@ -1236,23 +1129,33 @@
           <w:szCs w:val="28"/>
           <w:lang w:val="nl-NL"/>
         </w:rPr>
-        <w:t xml:space="preserve">       </w:t>
-      </w:r>
-      <w:r>
-        <w:rPr>
-          <w:sz w:val="28"/>
-          <w:szCs w:val="28"/>
-          <w:lang w:val="nl-NL"/>
-        </w:rPr>
-        <w:t>/QĐ-</w:t>
-      </w:r>
-      <w:r>
-        <w:rPr>
-          <w:sz w:val="28"/>
-          <w:szCs w:val="28"/>
-          <w:lang w:val="nl-NL"/>
-        </w:rPr>
-        <w:t>QTR</w:t>
+        <w:t xml:space="preserve">số </w:t>
+      </w:r>
+      <w:r>
+        <w:rPr>
+          <w:bCs/>
+          <w:iCs/>
+          <w:sz w:val="28"/>
+          <w:szCs w:val="28"/>
+          <w:lang w:val="nl-NL"/>
+        </w:rPr>
+        <w:t xml:space="preserve">         </w:t>
+      </w:r>
+      <w:r>
+        <w:rPr>
+          <w:sz w:val="28"/>
+          <w:szCs w:val="28"/>
+          <w:lang w:val="nl-NL"/>
+        </w:rPr>
+        <w:t xml:space="preserve">/QĐ-QTR </w:t>
+      </w:r>
+      <w:r>
+        <w:rPr>
+          <w:sz w:val="28"/>
+          <w:szCs w:val="28"/>
+          <w:lang w:val="nl-NL"/>
+        </w:rPr>
+        <w:t>&lt;ngay_thang&gt;</w:t>
       </w:r>
       <w:r>
         <w:rPr>
@@ -1268,7 +1171,15 @@
           <w:szCs w:val="28"/>
           <w:lang w:val="nl-NL"/>
         </w:rPr>
-        <w:t>&lt;ngay_thang&gt;</w:t>
+        <w:t>của</w:t>
+      </w:r>
+      <w:r>
+        <w:rPr>
+          <w:sz w:val="28"/>
+          <w:szCs w:val="28"/>
+          <w:lang w:val="nl-NL"/>
+        </w:rPr>
+        <w:t xml:space="preserve"> Trưởng</w:t>
       </w:r>
       <w:r>
         <w:rPr>
@@ -1284,7 +1195,155 @@
           <w:szCs w:val="28"/>
           <w:lang w:val="nl-NL"/>
         </w:rPr>
-        <w:t xml:space="preserve">của </w:t>
+        <w:t>Thuế tỉnh Quảng Trị.</w:t>
+      </w:r>
+    </w:p>
+    <w:p>
+      <w:pPr>
+        <w:spacing w:beforeLines="60" w:before="144"/>
+        <w:ind w:firstLine="567"/>
+        <w:jc w:val="both"/>
+        <w:rPr>
+          <w:sz w:val="28"/>
+          <w:szCs w:val="28"/>
+          <w:lang w:val="nl-NL"/>
+        </w:rPr>
+      </w:pPr>
+      <w:r>
+        <w:rPr>
+          <w:sz w:val="28"/>
+          <w:szCs w:val="28"/>
+          <w:lang w:val="nl-NL"/>
+        </w:rPr>
+        <w:t xml:space="preserve">Thời hạn giám sát được tính kể từ ngày công bố quyết định </w:t>
+      </w:r>
+      <w:r>
+        <w:rPr>
+          <w:sz w:val="28"/>
+          <w:szCs w:val="28"/>
+          <w:lang w:val="nl-NL"/>
+        </w:rPr>
+        <w:t xml:space="preserve">kiểm </w:t>
+      </w:r>
+      <w:r>
+        <w:rPr>
+          <w:sz w:val="28"/>
+          <w:szCs w:val="28"/>
+          <w:lang w:val="nl-NL"/>
+        </w:rPr>
+        <w:t xml:space="preserve">tra đến thời điểm kết thúc việc </w:t>
+      </w:r>
+      <w:r>
+        <w:rPr>
+          <w:sz w:val="28"/>
+          <w:szCs w:val="28"/>
+          <w:lang w:val="nl-NL"/>
+        </w:rPr>
+        <w:t xml:space="preserve">kiểm </w:t>
+      </w:r>
+      <w:r>
+        <w:rPr>
+          <w:sz w:val="28"/>
+          <w:szCs w:val="28"/>
+          <w:lang w:val="nl-NL"/>
+        </w:rPr>
+        <w:t>tra thuế tại trụ sở người nộp thuế.</w:t>
+      </w:r>
+    </w:p>
+    <w:p>
+      <w:pPr>
+        <w:spacing w:beforeLines="60" w:before="144"/>
+        <w:ind w:firstLine="567"/>
+        <w:jc w:val="both"/>
+        <w:rPr>
+          <w:sz w:val="28"/>
+          <w:szCs w:val="28"/>
+          <w:lang w:val="nl-NL"/>
+        </w:rPr>
+      </w:pPr>
+      <w:r>
+        <w:rPr>
+          <w:b/>
+          <w:bCs/>
+          <w:sz w:val="28"/>
+          <w:szCs w:val="28"/>
+          <w:lang w:val="nl-NL"/>
+        </w:rPr>
+        <w:t>Điều 2</w:t>
+      </w:r>
+      <w:r>
+        <w:rPr>
+          <w:b/>
+          <w:bCs/>
+          <w:sz w:val="28"/>
+          <w:szCs w:val="28"/>
+          <w:lang w:val="nl-NL"/>
+        </w:rPr>
+        <w:t>.</w:t>
+      </w:r>
+      <w:r>
+        <w:rPr>
+          <w:sz w:val="28"/>
+          <w:szCs w:val="28"/>
+          <w:lang w:val="nl-NL"/>
+        </w:rPr>
+        <w:t xml:space="preserve"> Giao cho </w:t>
+      </w:r>
+      <w:r>
+        <w:rPr>
+          <w:sz w:val="28"/>
+          <w:szCs w:val="28"/>
+          <w:lang w:val="nl-NL"/>
+        </w:rPr>
+        <w:t>&lt;ng_giam_sat&gt;</w:t>
+      </w:r>
+      <w:r>
+        <w:rPr>
+          <w:sz w:val="28"/>
+          <w:szCs w:val="28"/>
+          <w:lang w:val="nl-NL"/>
+        </w:rPr>
+        <w:t xml:space="preserve"> –</w:t>
+      </w:r>
+      <w:r>
+        <w:rPr>
+          <w:sz w:val="28"/>
+          <w:szCs w:val="28"/>
+          <w:lang w:val="nl-NL"/>
+        </w:rPr>
+        <w:t xml:space="preserve"> </w:t>
+      </w:r>
+      <w:r>
+        <w:rPr>
+          <w:sz w:val="28"/>
+          <w:szCs w:val="28"/>
+          <w:lang w:val="nl-NL"/>
+        </w:rPr>
+        <w:t>&lt;ng_giam_sat_cv&gt;</w:t>
+      </w:r>
+      <w:r>
+        <w:rPr>
+          <w:sz w:val="28"/>
+          <w:szCs w:val="28"/>
+          <w:lang w:val="nl-NL"/>
+        </w:rPr>
+        <w:t xml:space="preserve"> </w:t>
+      </w:r>
+      <w:r>
+        <w:rPr>
+          <w:sz w:val="28"/>
+          <w:szCs w:val="28"/>
+          <w:lang w:val="nl-NL"/>
+        </w:rPr>
+        <w:t>Phòng Kiểm tra số 2,</w:t>
+      </w:r>
+      <w:r>
+        <w:rPr>
+          <w:sz w:val="28"/>
+          <w:szCs w:val="28"/>
+          <w:lang w:val="nl-NL"/>
+        </w:rPr>
+        <w:t xml:space="preserve"> </w:t>
       </w:r>
       <w:r>
         <w:rPr>
@@ -1300,52 +1359,203 @@
           <w:szCs w:val="28"/>
           <w:lang w:val="nl-NL"/>
         </w:rPr>
+        <w:t xml:space="preserve"> </w:t>
+      </w:r>
+      <w:r>
+        <w:rPr>
+          <w:i/>
+          <w:sz w:val="28"/>
+          <w:szCs w:val="28"/>
+          <w:lang w:val="nl-NL"/>
+        </w:rPr>
+        <w:t>(Số điện thoại: 0948.392.777)</w:t>
+      </w:r>
+      <w:r>
+        <w:rPr>
+          <w:sz w:val="28"/>
+          <w:szCs w:val="28"/>
+          <w:lang w:val="nl-NL"/>
+        </w:rPr>
+        <w:t xml:space="preserve"> để thực hiện nhiệm vụ ghi tại Điều 1</w:t>
+      </w:r>
+      <w:r>
+        <w:rPr>
+          <w:sz w:val="28"/>
+          <w:szCs w:val="28"/>
+          <w:lang w:val="nl-NL"/>
+        </w:rPr>
         <w:t>.</w:t>
       </w:r>
     </w:p>
     <w:p>
       <w:pPr>
-        <w:ind w:left="-284" w:firstLine="567"/>
+        <w:spacing w:beforeLines="60" w:before="144"/>
+        <w:ind w:firstLine="567"/>
         <w:jc w:val="both"/>
         <w:rPr>
-          <w:sz w:val="28"/>
-          <w:szCs w:val="28"/>
-          <w:lang w:val="nl-NL"/>
-        </w:rPr>
-      </w:pPr>
-      <w:r>
-        <w:rPr>
-          <w:sz w:val="28"/>
-          <w:szCs w:val="28"/>
-          <w:lang w:val="nl-NL"/>
-        </w:rPr>
-        <w:t>Thời hạn giám sát được tính kể từ ngày công bố quyết định kiểm tra đến thời điểm kết thúc việc kiểm tra tại trụ sở người nộp thuế.</w:t>
-      </w:r>
-    </w:p>
-    <w:p>
-      <w:pPr>
-        <w:ind w:left="-284" w:firstLine="567"/>
+          <w:bCs/>
+          <w:iCs/>
+          <w:sz w:val="28"/>
+          <w:szCs w:val="28"/>
+          <w:lang w:val="nl-NL"/>
+        </w:rPr>
+      </w:pPr>
+      <w:r>
+        <w:rPr>
+          <w:b/>
+          <w:bCs/>
+          <w:iCs/>
+          <w:sz w:val="28"/>
+          <w:szCs w:val="28"/>
+          <w:lang w:val="nl-NL"/>
+        </w:rPr>
+        <w:t>Điều 3</w:t>
+      </w:r>
+      <w:r>
+        <w:rPr>
+          <w:b/>
+          <w:bCs/>
+          <w:iCs/>
+          <w:sz w:val="28"/>
+          <w:szCs w:val="28"/>
+          <w:lang w:val="nl-NL"/>
+        </w:rPr>
+        <w:t>.</w:t>
+      </w:r>
+      <w:r>
+        <w:rPr>
+          <w:bCs/>
+          <w:iCs/>
+          <w:sz w:val="28"/>
+          <w:szCs w:val="28"/>
+          <w:lang w:val="nl-NL"/>
+        </w:rPr>
+        <w:t xml:space="preserve"> </w:t>
+      </w:r>
+      <w:r>
+        <w:rPr>
+          <w:sz w:val="28"/>
+          <w:szCs w:val="28"/>
+          <w:lang w:val="nl-NL"/>
+        </w:rPr>
+        <w:t>&lt;Ng_giam_sat&gt;</w:t>
+      </w:r>
+      <w:r>
+        <w:rPr>
+          <w:sz w:val="28"/>
+          <w:szCs w:val="28"/>
+          <w:lang w:val="nl-NL"/>
+        </w:rPr>
+        <w:t xml:space="preserve"> </w:t>
+      </w:r>
+      <w:r>
+        <w:rPr>
+          <w:bCs/>
+          <w:iCs/>
+          <w:sz w:val="28"/>
+          <w:szCs w:val="28"/>
+          <w:lang w:val="nl-NL"/>
+        </w:rPr>
+        <w:t xml:space="preserve">có nhiệm vụ giám sát hoạt động của Đoàn </w:t>
+      </w:r>
+      <w:r>
+        <w:rPr>
+          <w:sz w:val="28"/>
+          <w:szCs w:val="28"/>
+          <w:lang w:val="nl-NL"/>
+        </w:rPr>
+        <w:t xml:space="preserve">kiểm </w:t>
+      </w:r>
+      <w:r>
+        <w:rPr>
+          <w:sz w:val="28"/>
+          <w:szCs w:val="28"/>
+          <w:lang w:val="nl-NL"/>
+        </w:rPr>
+        <w:t>tra</w:t>
+      </w:r>
+      <w:r>
+        <w:rPr>
+          <w:sz w:val="28"/>
+          <w:szCs w:val="28"/>
+          <w:lang w:val="nl-NL"/>
+        </w:rPr>
+        <w:t xml:space="preserve"> </w:t>
+      </w:r>
+      <w:r>
+        <w:rPr>
+          <w:bCs/>
+          <w:iCs/>
+          <w:sz w:val="28"/>
+          <w:szCs w:val="28"/>
+          <w:lang w:val="nl-NL"/>
+        </w:rPr>
+        <w:t xml:space="preserve">thuế theo quy định tại Quy chế giám sát hoạt động của Đoàn </w:t>
+      </w:r>
+      <w:r>
+        <w:rPr>
+          <w:sz w:val="28"/>
+          <w:szCs w:val="28"/>
+          <w:lang w:val="nl-NL"/>
+        </w:rPr>
+        <w:t xml:space="preserve">kiểm </w:t>
+      </w:r>
+      <w:r>
+        <w:rPr>
+          <w:sz w:val="28"/>
+          <w:szCs w:val="28"/>
+          <w:lang w:val="nl-NL"/>
+        </w:rPr>
+        <w:t>tra</w:t>
+      </w:r>
+      <w:r>
+        <w:rPr>
+          <w:sz w:val="28"/>
+          <w:szCs w:val="28"/>
+          <w:lang w:val="nl-NL"/>
+        </w:rPr>
+        <w:t xml:space="preserve"> </w:t>
+      </w:r>
+      <w:r>
+        <w:rPr>
+          <w:bCs/>
+          <w:iCs/>
+          <w:sz w:val="28"/>
+          <w:szCs w:val="28"/>
+          <w:lang w:val="nl-NL"/>
+        </w:rPr>
+        <w:t>thuế.</w:t>
+      </w:r>
+    </w:p>
+    <w:p>
+      <w:pPr>
+        <w:spacing w:beforeLines="60" w:before="144"/>
+        <w:ind w:firstLine="567"/>
         <w:jc w:val="both"/>
         <w:rPr>
-          <w:sz w:val="28"/>
-          <w:szCs w:val="28"/>
-          <w:lang w:val="nl-NL"/>
-        </w:rPr>
-      </w:pPr>
-      <w:r>
-        <w:rPr>
-          <w:b/>
           <w:bCs/>
-          <w:sz w:val="28"/>
-          <w:szCs w:val="28"/>
-          <w:lang w:val="nl-NL"/>
-        </w:rPr>
-        <w:t>Điều 2</w:t>
-      </w:r>
+          <w:iCs/>
+          <w:sz w:val="28"/>
+          <w:szCs w:val="28"/>
+          <w:lang w:val="nl-NL"/>
+        </w:rPr>
+      </w:pPr>
       <w:r>
         <w:rPr>
           <w:b/>
           <w:bCs/>
+          <w:iCs/>
+          <w:sz w:val="28"/>
+          <w:szCs w:val="28"/>
+          <w:lang w:val="nl-NL"/>
+        </w:rPr>
+        <w:t>Điều 4</w:t>
+      </w:r>
+      <w:r>
+        <w:rPr>
+          <w:b/>
+          <w:bCs/>
+          <w:iCs/>
           <w:sz w:val="28"/>
           <w:szCs w:val="28"/>
           <w:lang w:val="nl-NL"/>
@@ -1354,6 +1564,8 @@
       </w:r>
       <w:r>
         <w:rPr>
+          <w:bCs/>
+          <w:iCs/>
           <w:sz w:val="28"/>
           <w:szCs w:val="28"/>
           <w:lang w:val="nl-NL"/>
@@ -1366,18 +1578,84 @@
           <w:szCs w:val="28"/>
           <w:lang w:val="nl-NL"/>
         </w:rPr>
-        <w:t xml:space="preserve">Giao cho </w:t>
-      </w:r>
-      <w:r>
-        <w:rPr>
-          <w:sz w:val="28"/>
-          <w:szCs w:val="28"/>
-          <w:lang w:val="nl-NL"/>
-        </w:rPr>
-        <w:t>&lt;ng_giam_sat&gt; – &lt;ng_giam_sat_cv&gt;</w:t>
-      </w:r>
-      <w:r>
-        <w:rPr>
+        <w:t>&lt;Ng_giam_sat&gt;</w:t>
+      </w:r>
+      <w:r>
+        <w:rPr>
+          <w:bCs/>
+          <w:iCs/>
+          <w:sz w:val="28"/>
+          <w:szCs w:val="28"/>
+          <w:lang w:val="nl-NL"/>
+        </w:rPr>
+        <w:t xml:space="preserve">, </w:t>
+      </w:r>
+      <w:r>
+        <w:rPr>
+          <w:bCs/>
+          <w:iCs/>
+          <w:sz w:val="28"/>
+          <w:szCs w:val="28"/>
+          <w:lang w:val="nl-NL"/>
+        </w:rPr>
+        <w:t>Đ</w:t>
+      </w:r>
+      <w:r>
+        <w:rPr>
+          <w:bCs/>
+          <w:iCs/>
+          <w:sz w:val="28"/>
+          <w:szCs w:val="28"/>
+          <w:lang w:val="nl-NL"/>
+        </w:rPr>
+        <w:t xml:space="preserve">oàn </w:t>
+      </w:r>
+      <w:r>
+        <w:rPr>
+          <w:sz w:val="28"/>
+          <w:szCs w:val="28"/>
+          <w:lang w:val="nl-NL"/>
+        </w:rPr>
+        <w:t xml:space="preserve">kiểm </w:t>
+      </w:r>
+      <w:r>
+        <w:rPr>
+          <w:sz w:val="28"/>
+          <w:szCs w:val="28"/>
+          <w:lang w:val="nl-NL"/>
+        </w:rPr>
+        <w:t>tra</w:t>
+      </w:r>
+      <w:r>
+        <w:rPr>
+          <w:sz w:val="28"/>
+          <w:szCs w:val="28"/>
+          <w:lang w:val="nl-NL"/>
+        </w:rPr>
+        <w:t xml:space="preserve"> thuế</w:t>
+      </w:r>
+      <w:r>
+        <w:rPr>
+          <w:bCs/>
+          <w:iCs/>
+          <w:sz w:val="28"/>
+          <w:szCs w:val="28"/>
+          <w:lang w:val="nl-NL"/>
+        </w:rPr>
+        <w:t xml:space="preserve">, </w:t>
+      </w:r>
+      <w:r>
+        <w:rPr>
+          <w:color w:val="000000" w:themeColor="text1"/>
+          <w:sz w:val="28"/>
+          <w:szCs w:val="28"/>
+          <w:lang w:val="nl-NL"/>
+        </w:rPr>
+        <w:t>&lt;ten_dv&gt;</w:t>
+      </w:r>
+      <w:r>
+        <w:rPr>
+          <w:color w:val="FF0000"/>
           <w:sz w:val="28"/>
           <w:szCs w:val="28"/>
           <w:lang w:val="nl-NL"/>
@@ -1386,54 +1664,16 @@
       </w:r>
       <w:r>
         <w:rPr>
-          <w:sz w:val="28"/>
-          <w:szCs w:val="28"/>
-          <w:lang w:val="nl-NL"/>
-        </w:rPr>
-        <w:t xml:space="preserve">Phòng </w:t>
-      </w:r>
-      <w:r>
-        <w:rPr>
-          <w:sz w:val="28"/>
-          <w:szCs w:val="28"/>
-          <w:lang w:val="nl-NL"/>
-        </w:rPr>
-        <w:t>Kiểm tr</w:t>
-      </w:r>
-      <w:r>
-        <w:rPr>
-          <w:sz w:val="28"/>
-          <w:szCs w:val="28"/>
-          <w:lang w:val="nl-NL"/>
-        </w:rPr>
-        <w:t>a</w:t>
-      </w:r>
-      <w:r>
-        <w:rPr>
-          <w:sz w:val="28"/>
-          <w:szCs w:val="28"/>
-          <w:lang w:val="nl-NL"/>
-        </w:rPr>
-        <w:t xml:space="preserve"> số </w:t>
-      </w:r>
-      <w:r>
-        <w:rPr>
-          <w:sz w:val="28"/>
-          <w:szCs w:val="28"/>
-          <w:lang w:val="nl-NL"/>
-        </w:rPr>
-        <w:t>2</w:t>
-      </w:r>
-      <w:r>
-        <w:rPr>
-          <w:sz w:val="28"/>
-          <w:szCs w:val="28"/>
-          <w:lang w:val="nl-NL"/>
-        </w:rPr>
-        <w:t>,</w:t>
-      </w:r>
-      <w:r>
-        <w:rPr>
+          <w:color w:val="000000" w:themeColor="text1"/>
+          <w:sz w:val="28"/>
+          <w:szCs w:val="28"/>
+          <w:lang w:val="nl-NL"/>
+        </w:rPr>
+        <w:t>và các tổ chức, cá nhân có liên quan</w:t>
+      </w:r>
+      <w:r>
+        <w:rPr>
+          <w:color w:val="FF0000"/>
           <w:sz w:val="28"/>
           <w:szCs w:val="28"/>
           <w:lang w:val="nl-NL"/>
@@ -1442,59 +1682,13 @@
       </w:r>
       <w:r>
         <w:rPr>
-          <w:sz w:val="28"/>
-          <w:szCs w:val="28"/>
-          <w:lang w:val="nl-NL"/>
-        </w:rPr>
-        <w:t xml:space="preserve">Thuế </w:t>
-      </w:r>
-      <w:r>
-        <w:rPr>
-          <w:sz w:val="28"/>
-          <w:szCs w:val="28"/>
-          <w:lang w:val="nl-NL"/>
-        </w:rPr>
-        <w:t>tỉnh Quảng Trị</w:t>
-      </w:r>
-      <w:r>
-        <w:rPr>
-          <w:sz w:val="28"/>
-          <w:szCs w:val="28"/>
-          <w:lang w:val="nl-NL"/>
-        </w:rPr>
-        <w:t xml:space="preserve"> </w:t>
-      </w:r>
-      <w:r>
-        <w:rPr>
-          <w:sz w:val="28"/>
-          <w:szCs w:val="28"/>
-          <w:lang w:val="nl-NL"/>
-        </w:rPr>
-        <w:t xml:space="preserve">là người giám sát hoạt động của Đoàn kiểm tại </w:t>
-      </w:r>
-      <w:r>
-        <w:rPr>
-          <w:sz w:val="28"/>
-          <w:szCs w:val="28"/>
-          <w:lang w:val="nl-NL"/>
-        </w:rPr>
-        <w:t>&lt;ten_dv&gt;</w:t>
-      </w:r>
-      <w:r>
-        <w:rPr>
-          <w:sz w:val="28"/>
-          <w:szCs w:val="28"/>
-          <w:lang w:val="nl-NL"/>
-        </w:rPr>
-        <w:t>.</w:t>
-      </w:r>
-      <w:r>
-        <w:rPr>
-          <w:sz w:val="28"/>
-          <w:szCs w:val="28"/>
-          <w:lang w:val="nl-NL"/>
-        </w:rPr>
-        <w:t xml:space="preserve"> </w:t>
+          <w:bCs/>
+          <w:iCs/>
+          <w:sz w:val="28"/>
+          <w:szCs w:val="28"/>
+          <w:lang w:val="nl-NL"/>
+        </w:rPr>
+        <w:t>chịu trách nhiệm thi hành Quyết định này./.</w:t>
       </w:r>
     </w:p>
     <w:p>
@@ -1502,129 +1696,6 @@
         <w:ind w:left="-284" w:firstLine="561"/>
         <w:jc w:val="both"/>
         <w:rPr>
-          <w:bCs/>
-          <w:iCs/>
-          <w:sz w:val="28"/>
-          <w:szCs w:val="28"/>
-          <w:lang w:val="nl-NL"/>
-        </w:rPr>
-      </w:pPr>
-      <w:r>
-        <w:rPr>
-          <w:b/>
-          <w:bCs/>
-          <w:iCs/>
-          <w:sz w:val="28"/>
-          <w:szCs w:val="28"/>
-          <w:lang w:val="nl-NL"/>
-        </w:rPr>
-        <w:t>Điều 3</w:t>
-      </w:r>
-      <w:r>
-        <w:rPr>
-          <w:b/>
-          <w:bCs/>
-          <w:iCs/>
-          <w:sz w:val="28"/>
-          <w:szCs w:val="28"/>
-          <w:lang w:val="nl-NL"/>
-        </w:rPr>
-        <w:t>.</w:t>
-      </w:r>
-      <w:r>
-        <w:rPr>
-          <w:bCs/>
-          <w:iCs/>
-          <w:sz w:val="28"/>
-          <w:szCs w:val="28"/>
-          <w:lang w:val="nl-NL"/>
-        </w:rPr>
-        <w:t xml:space="preserve"> </w:t>
-      </w:r>
-      <w:r>
-        <w:rPr>
-          <w:sz w:val="28"/>
-          <w:szCs w:val="28"/>
-          <w:lang w:val="nl-NL"/>
-        </w:rPr>
-        <w:t>&lt;Ng_giam_sat&gt;</w:t>
-      </w:r>
-      <w:r>
-        <w:rPr>
-          <w:bCs/>
-          <w:iCs/>
-          <w:sz w:val="28"/>
-          <w:szCs w:val="28"/>
-          <w:lang w:val="sv-SE"/>
-        </w:rPr>
-        <w:t xml:space="preserve"> </w:t>
-      </w:r>
-      <w:r>
-        <w:rPr>
-          <w:bCs/>
-          <w:iCs/>
-          <w:sz w:val="28"/>
-          <w:szCs w:val="28"/>
-          <w:lang w:val="nl-NL"/>
-        </w:rPr>
-        <w:t xml:space="preserve">có nhiệm vụ giám sát hoạt động của </w:t>
-      </w:r>
-      <w:r>
-        <w:rPr>
-          <w:bCs/>
-          <w:iCs/>
-          <w:sz w:val="28"/>
-          <w:szCs w:val="28"/>
-          <w:lang w:val="nl-NL"/>
-        </w:rPr>
-        <w:t xml:space="preserve">Đoàn kiểm tra </w:t>
-      </w:r>
-      <w:r>
-        <w:rPr>
-          <w:bCs/>
-          <w:iCs/>
-          <w:sz w:val="28"/>
-          <w:szCs w:val="28"/>
-          <w:lang w:val="nl-NL"/>
-        </w:rPr>
-        <w:t xml:space="preserve">theo quy định tại Quy chế giám sát hoạt động của </w:t>
-      </w:r>
-      <w:r>
-        <w:rPr>
-          <w:bCs/>
-          <w:iCs/>
-          <w:sz w:val="28"/>
-          <w:szCs w:val="28"/>
-          <w:lang w:val="nl-NL"/>
-        </w:rPr>
-        <w:t xml:space="preserve">Đoàn </w:t>
-      </w:r>
-      <w:r>
-        <w:rPr>
-          <w:bCs/>
-          <w:iCs/>
-          <w:sz w:val="28"/>
-          <w:szCs w:val="28"/>
-          <w:lang w:val="nl-NL"/>
-        </w:rPr>
-        <w:t>thanh tra, kiểm tra thuế</w:t>
-      </w:r>
-      <w:r>
-        <w:rPr>
-          <w:bCs/>
-          <w:iCs/>
-          <w:sz w:val="28"/>
-          <w:szCs w:val="28"/>
-          <w:lang w:val="nl-NL"/>
-        </w:rPr>
-        <w:t>.</w:t>
-      </w:r>
-    </w:p>
-    <w:p>
-      <w:pPr>
-        <w:ind w:left="-284" w:firstLine="561"/>
-        <w:jc w:val="both"/>
-        <w:rPr>
           <w:sz w:val="22"/>
           <w:szCs w:val="22"/>
           <w:lang w:val="nl-NL"/>
@@ -1632,107 +1703,11 @@
       </w:pPr>
       <w:r>
         <w:rPr>
-          <w:b/>
-          <w:bCs/>
-          <w:iCs/>
-          <w:sz w:val="28"/>
-          <w:szCs w:val="28"/>
-          <w:lang w:val="nl-NL"/>
-        </w:rPr>
-        <w:t>Điều 4</w:t>
-      </w:r>
-      <w:r>
-        <w:rPr>
-          <w:b/>
-          <w:bCs/>
-          <w:iCs/>
-          <w:sz w:val="28"/>
-          <w:szCs w:val="28"/>
-          <w:lang w:val="nl-NL"/>
-        </w:rPr>
-        <w:t>.</w:t>
-      </w:r>
-      <w:r>
-        <w:rPr>
-          <w:bCs/>
-          <w:iCs/>
-          <w:sz w:val="28"/>
-          <w:szCs w:val="28"/>
-          <w:lang w:val="nl-NL"/>
-        </w:rPr>
-        <w:t xml:space="preserve"> </w:t>
-      </w:r>
-      <w:r>
-        <w:rPr>
-          <w:sz w:val="28"/>
-          <w:szCs w:val="28"/>
-          <w:lang w:val="nl-NL"/>
-        </w:rPr>
-        <w:t>&lt;Ng_giam_sat&gt;</w:t>
-      </w:r>
-      <w:r>
-        <w:rPr>
-          <w:bCs/>
-          <w:iCs/>
-          <w:sz w:val="28"/>
-          <w:szCs w:val="28"/>
-          <w:lang w:val="nl-NL"/>
-        </w:rPr>
-        <w:t xml:space="preserve">, </w:t>
-      </w:r>
-      <w:r>
-        <w:rPr>
-          <w:bCs/>
-          <w:iCs/>
-          <w:sz w:val="28"/>
-          <w:szCs w:val="28"/>
-          <w:lang w:val="nl-NL"/>
-        </w:rPr>
-        <w:t>Đoàn</w:t>
-      </w:r>
-      <w:r>
-        <w:rPr>
-          <w:bCs/>
-          <w:iCs/>
-          <w:sz w:val="28"/>
-          <w:szCs w:val="28"/>
-          <w:lang w:val="nl-NL"/>
-        </w:rPr>
-        <w:t xml:space="preserve"> kiểm tra</w:t>
-      </w:r>
-      <w:r>
-        <w:rPr>
-          <w:bCs/>
-          <w:iCs/>
-          <w:sz w:val="28"/>
-          <w:szCs w:val="28"/>
-          <w:lang w:val="nl-NL"/>
-        </w:rPr>
-        <w:t xml:space="preserve">, </w:t>
-      </w:r>
-      <w:r>
-        <w:rPr>
-          <w:sz w:val="28"/>
-          <w:szCs w:val="28"/>
-          <w:lang w:val="nl-NL"/>
-        </w:rPr>
-        <w:t>&lt;ten_dv&gt;</w:t>
-      </w:r>
-      <w:r>
-        <w:rPr>
-          <w:sz w:val="28"/>
-          <w:szCs w:val="28"/>
-          <w:lang w:val="nl-NL"/>
-        </w:rPr>
-        <w:t xml:space="preserve"> </w:t>
-      </w:r>
-      <w:r>
-        <w:rPr>
-          <w:sz w:val="28"/>
-          <w:szCs w:val="28"/>
-          <w:lang w:val="nl-NL"/>
-        </w:rPr>
-        <w:t xml:space="preserve">và các tổ chức, cá nhân có liên quan </w:t>
+          <w:sz w:val="28"/>
+          <w:szCs w:val="28"/>
+          <w:lang w:val="nl-NL"/>
+        </w:rPr>
+        <w:t xml:space="preserve">quan </w:t>
       </w:r>
       <w:r>
         <w:rPr>
@@ -1785,7 +1760,7 @@
           <w:tab w:val="center" w:pos="6804"/>
         </w:tabs>
         <w:spacing w:before="120"/>
-        <w:ind w:left="-284" w:right="119"/>
+        <w:ind w:right="119"/>
         <w:jc w:val="both"/>
         <w:rPr>
           <w:sz w:val="28"/>
@@ -1837,8 +1812,6 @@
         <w:rPr>
           <w:b/>
           <w:iCs/>
-          <w:sz w:val="28"/>
-          <w:szCs w:val="28"/>
           <w:lang w:val="nl-NL"/>
         </w:rPr>
         <w:t>&lt;hinh_thuc_ky&gt;</w:t>
@@ -1873,6 +1846,7 @@
           <w:szCs w:val="22"/>
           <w:lang w:val="nl-NL"/>
         </w:rPr>
+        <w:lastRenderedPageBreak/>
         <w:t>- Như Điều 4</w:t>
       </w:r>
       <w:r>
@@ -1895,8 +1869,6 @@
       <w:r>
         <w:rPr>
           <w:b/>
-          <w:sz w:val="28"/>
-          <w:szCs w:val="28"/>
           <w:lang w:val="nl-NL"/>
         </w:rPr>
         <w:t>&lt;LD_CUC&gt;</w:t>
@@ -1946,7 +1918,7 @@
           <w:szCs w:val="22"/>
           <w:lang w:val="nl-NL"/>
         </w:rPr>
-        <w:t>2</w:t>
+        <w:t>r2</w:t>
       </w:r>
       <w:r>
         <w:rPr>
@@ -1954,7 +1926,15 @@
           <w:szCs w:val="22"/>
           <w:lang w:val="nl-NL"/>
         </w:rPr>
-        <w:t xml:space="preserve"> (03b).</w:t>
+        <w:t xml:space="preserve"> </w:t>
+      </w:r>
+      <w:r>
+        <w:rPr>
+          <w:sz w:val="22"/>
+          <w:szCs w:val="22"/>
+          <w:lang w:val="nl-NL"/>
+        </w:rPr>
+        <w:t>(03b).</w:t>
       </w:r>
     </w:p>
     <w:p>
@@ -2003,7 +1983,6 @@
           <w:szCs w:val="28"/>
           <w:lang w:val="nl-NL"/>
         </w:rPr>
-        <w:lastRenderedPageBreak/>
         <w:tab/>
       </w:r>
     </w:p>
@@ -2071,7 +2050,7 @@
     </w:p>
     <w:sectPr>
       <w:footerReference w:type="default" r:id="rId7"/>
-      <w:pgSz w:w="12240" w:h="15840"/>
+      <w:pgSz w:w="11906" w:h="16838" w:code="9"/>
       <w:pgMar w:top="1134" w:right="1134" w:bottom="1134" w:left="1701" w:header="284" w:footer="227" w:gutter="0"/>
       <w:cols w:space="720"/>
       <w:docGrid w:linePitch="360"/>

--- a/static/media/8.qd_giam_sat_sau_hoan_gtgt.docx
+++ b/static/media/8.qd_giam_sat_sau_hoan_gtgt.docx
@@ -1335,7 +1335,7 @@
           <w:szCs w:val="28"/>
           <w:lang w:val="nl-NL"/>
         </w:rPr>
-        <w:t>Phòng Kiểm tra số 2,</w:t>
+        <w:t>Kiểm tra số 2,</w:t>
       </w:r>
       <w:r>
         <w:rPr>

--- a/static/media/8.qd_giam_sat_sau_hoan_gtgt.docx
+++ b/static/media/8.qd_giam_sat_sau_hoan_gtgt.docx
@@ -773,12 +773,32 @@
       <w:r>
         <w:rPr>
           <w:i/>
+          <w:color w:val="000000"/>
+          <w:sz w:val="28"/>
+          <w:szCs w:val="28"/>
+          <w:lang w:val="nl-NL"/>
+        </w:rPr>
+        <w:t>Căn cứ các Luật Thuế, Luật P</w:t>
+      </w:r>
+      <w:r>
+        <w:rPr>
+          <w:i/>
+          <w:color w:val="000000"/>
+          <w:sz w:val="28"/>
+          <w:szCs w:val="28"/>
+          <w:lang w:val="nl-NL"/>
+        </w:rPr>
+        <w:t>hí, lệ phí và các văn bản hướng dẫn thi hành</w:t>
+      </w:r>
+      <w:r>
+        <w:rPr>
+          <w:i/>
           <w:color w:val="000000" w:themeColor="text1"/>
           <w:sz w:val="28"/>
           <w:szCs w:val="28"/>
           <w:lang w:val="nl-NL"/>
         </w:rPr>
-        <w:t>Căn cứ các Luật Thuế, phí, lệ phí và các văn bản hướng dẫn thi hành;</w:t>
+        <w:t>;</w:t>
       </w:r>
     </w:p>
     <w:p>
@@ -1303,7 +1323,7 @@
           <w:szCs w:val="28"/>
           <w:lang w:val="nl-NL"/>
         </w:rPr>
-        <w:t xml:space="preserve"> –</w:t>
+        <w:t>,</w:t>
       </w:r>
       <w:r>
         <w:rPr>
@@ -1642,43 +1662,7 @@
           <w:szCs w:val="28"/>
           <w:lang w:val="nl-NL"/>
         </w:rPr>
-        <w:t xml:space="preserve">, </w:t>
-      </w:r>
-      <w:r>
-        <w:rPr>
-          <w:color w:val="000000" w:themeColor="text1"/>
-          <w:sz w:val="28"/>
-          <w:szCs w:val="28"/>
-          <w:lang w:val="nl-NL"/>
-        </w:rPr>
-        <w:t>&lt;ten_dv&gt;</w:t>
-      </w:r>
-      <w:r>
-        <w:rPr>
-          <w:color w:val="FF0000"/>
-          <w:sz w:val="28"/>
-          <w:szCs w:val="28"/>
-          <w:lang w:val="nl-NL"/>
-        </w:rPr>
-        <w:t xml:space="preserve"> </w:t>
-      </w:r>
-      <w:r>
-        <w:rPr>
-          <w:color w:val="000000" w:themeColor="text1"/>
-          <w:sz w:val="28"/>
-          <w:szCs w:val="28"/>
-          <w:lang w:val="nl-NL"/>
-        </w:rPr>
-        <w:t>và các tổ chức, cá nhân có liên quan</w:t>
-      </w:r>
-      <w:r>
-        <w:rPr>
-          <w:color w:val="FF0000"/>
-          <w:sz w:val="28"/>
-          <w:szCs w:val="28"/>
-          <w:lang w:val="nl-NL"/>
-        </w:rPr>
-        <w:t xml:space="preserve"> </w:t>
+        <w:t xml:space="preserve"> và</w:t>
       </w:r>
       <w:r>
         <w:rPr>
@@ -1688,26 +1672,25 @@
           <w:szCs w:val="28"/>
           <w:lang w:val="nl-NL"/>
         </w:rPr>
-        <w:t>chịu trách nhiệm thi hành Quyết định này./.</w:t>
-      </w:r>
-    </w:p>
-    <w:p>
-      <w:pPr>
-        <w:ind w:left="-284" w:firstLine="561"/>
-        <w:jc w:val="both"/>
-        <w:rPr>
-          <w:sz w:val="22"/>
-          <w:szCs w:val="22"/>
-          <w:lang w:val="nl-NL"/>
-        </w:rPr>
-      </w:pPr>
-      <w:r>
-        <w:rPr>
-          <w:sz w:val="28"/>
-          <w:szCs w:val="28"/>
-          <w:lang w:val="nl-NL"/>
-        </w:rPr>
-        <w:t xml:space="preserve">quan </w:t>
+        <w:t xml:space="preserve"> </w:t>
+      </w:r>
+      <w:r>
+        <w:rPr>
+          <w:color w:val="000000" w:themeColor="text1"/>
+          <w:sz w:val="28"/>
+          <w:szCs w:val="28"/>
+          <w:lang w:val="nl-NL"/>
+        </w:rPr>
+        <w:t>&lt;ten_dv&gt;</w:t>
+      </w:r>
+      <w:r>
+        <w:rPr>
+          <w:color w:val="FF0000"/>
+          <w:sz w:val="28"/>
+          <w:szCs w:val="28"/>
+          <w:lang w:val="nl-NL"/>
+        </w:rPr>
+        <w:t xml:space="preserve"> </w:t>
       </w:r>
       <w:r>
         <w:rPr>
@@ -1717,41 +1700,7 @@
           <w:szCs w:val="28"/>
           <w:lang w:val="nl-NL"/>
         </w:rPr>
-        <w:t>chịu trách nhiệm thi hành Quyết định này</w:t>
-      </w:r>
-      <w:r>
-        <w:rPr>
-          <w:bCs/>
-          <w:iCs/>
-          <w:sz w:val="28"/>
-          <w:szCs w:val="28"/>
-          <w:lang w:val="nl-NL"/>
-        </w:rPr>
-        <w:t>./.</w:t>
-      </w:r>
-      <w:r>
-        <w:rPr>
-          <w:sz w:val="28"/>
-          <w:szCs w:val="28"/>
-          <w:lang w:val="nl-NL"/>
-        </w:rPr>
-        <w:tab/>
-      </w:r>
-      <w:r>
-        <w:rPr>
-          <w:sz w:val="28"/>
-          <w:szCs w:val="28"/>
-          <w:lang w:val="nl-NL"/>
-        </w:rPr>
-        <w:tab/>
-      </w:r>
-      <w:r>
-        <w:rPr>
-          <w:sz w:val="28"/>
-          <w:szCs w:val="28"/>
-          <w:lang w:val="nl-NL"/>
-        </w:rPr>
-        <w:tab/>
+        <w:t>chịu trách nhiệm thi hành Quyết định này./.</w:t>
       </w:r>
     </w:p>
     <w:p>
@@ -1831,7 +1780,6 @@
         <w:tabs>
           <w:tab w:val="center" w:pos="6804"/>
         </w:tabs>
-        <w:ind w:left="-284"/>
         <w:jc w:val="both"/>
         <w:rPr>
           <w:b/>
@@ -1846,7 +1794,6 @@
           <w:szCs w:val="22"/>
           <w:lang w:val="nl-NL"/>
         </w:rPr>
-        <w:lastRenderedPageBreak/>
         <w:t>- Như Điều 4</w:t>
       </w:r>
       <w:r>
@@ -1888,7 +1835,6 @@
         <w:tabs>
           <w:tab w:val="center" w:pos="6804"/>
         </w:tabs>
-        <w:ind w:left="-284"/>
         <w:jc w:val="both"/>
         <w:rPr>
           <w:sz w:val="22"/>
@@ -1902,6 +1848,7 @@
           <w:szCs w:val="22"/>
           <w:lang w:val="nl-NL"/>
         </w:rPr>
+        <w:lastRenderedPageBreak/>
         <w:t xml:space="preserve">- Lưu:VT, </w:t>
       </w:r>
       <w:r>
@@ -1926,15 +1873,7 @@
           <w:szCs w:val="22"/>
           <w:lang w:val="nl-NL"/>
         </w:rPr>
-        <w:t xml:space="preserve"> </w:t>
-      </w:r>
-      <w:r>
-        <w:rPr>
-          <w:sz w:val="22"/>
-          <w:szCs w:val="22"/>
-          <w:lang w:val="nl-NL"/>
-        </w:rPr>
-        <w:t>(03b).</w:t>
+        <w:t>.</w:t>
       </w:r>
     </w:p>
     <w:p>

--- a/static/media/8.qd_giam_sat_sau_hoan_gtgt.docx
+++ b/static/media/8.qd_giam_sat_sau_hoan_gtgt.docx
@@ -346,7 +346,7 @@
       <w:pPr>
         <w:tabs>
           <w:tab w:val="center" w:pos="1701"/>
-          <w:tab w:val="right" w:pos="9639"/>
+          <w:tab w:val="right" w:pos="8505"/>
         </w:tabs>
         <w:jc w:val="both"/>
         <w:rPr>
@@ -818,7 +818,7 @@
           <w:sz w:val="28"/>
           <w:szCs w:val="28"/>
         </w:rPr>
-        <w:t>Căn cứ Quyết định số 1376/QĐ-CT ngày 30/6/2025 của Cục trưởng Cục Thuế về việc ban hành quy định chức năng, nhiệm vụ, quyền hạn và cơ cấu tổ chức của Thuế tỉnh, thành phố thuộc Cục Thuế</w:t>
+        <w:t>Căn cứ Quyết định số 1376/QĐ-CT ngày 30/6/2025 của Cục trưởng Cục Thuế ban hành quy định chức năng, nhiệm vụ, quyền hạn và cơ cấu tổ chức của Thuế tỉnh, thành phố thuộc Cục Thuế</w:t>
       </w:r>
       <w:r>
         <w:rPr>
